--- a/data/vision/Indicateurs_perfect_vision.docx
+++ b/data/vision/Indicateurs_perfect_vision.docx
@@ -71,6 +71,7 @@
           <w:tcPr>
             <w:tcW w:w="205" w:type="pct"/>
             <w:shd w:val="clear" w:color="auto" w:fill="1F4E79"/>
+            <w:vAlign w:val="center"/>
           </w:tcPr>
           <w:p>
             <w:pPr>
@@ -93,6 +94,7 @@
           <w:tcPr>
             <w:tcW w:w="1114" w:type="pct"/>
             <w:shd w:val="clear" w:color="auto" w:fill="1F4E79"/>
+            <w:vAlign w:val="center"/>
           </w:tcPr>
           <w:p>
             <w:pPr>
@@ -115,6 +117,7 @@
           <w:tcPr>
             <w:tcW w:w="1841" w:type="pct"/>
             <w:shd w:val="clear" w:color="auto" w:fill="1F4E79"/>
+            <w:vAlign w:val="center"/>
           </w:tcPr>
           <w:p>
             <w:pPr>
@@ -137,6 +140,7 @@
           <w:tcPr>
             <w:tcW w:w="1841" w:type="pct"/>
             <w:shd w:val="clear" w:color="auto" w:fill="1F4E79"/>
+            <w:vAlign w:val="center"/>
           </w:tcPr>
           <w:p>
             <w:pPr>
@@ -165,6 +169,7 @@
           <w:tcPr>
             <w:tcW w:w="205" w:type="pct"/>
             <w:shd w:val="clear" w:color="auto" w:fill="D9EAF7"/>
+            <w:vAlign w:val="center"/>
           </w:tcPr>
           <w:p>
             <w:pPr>
@@ -184,6 +189,7 @@
         <w:tc>
           <w:tcPr>
             <w:tcW w:w="1114" w:type="pct"/>
+            <w:vAlign w:val="center"/>
           </w:tcPr>
           <w:p>
             <w:pPr>
@@ -203,6 +209,7 @@
         <w:tc>
           <w:tcPr>
             <w:tcW w:w="1841" w:type="pct"/>
+            <w:vAlign w:val="center"/>
           </w:tcPr>
           <w:p>
             <w:pPr>
@@ -222,6 +229,7 @@
         <w:tc>
           <w:tcPr>
             <w:tcW w:w="1841" w:type="pct"/>
+            <w:vAlign w:val="center"/>
           </w:tcPr>
           <w:p>
             <w:pPr>
@@ -248,6 +256,7 @@
           <w:tcPr>
             <w:tcW w:w="205" w:type="pct"/>
             <w:shd w:val="clear" w:color="auto" w:fill="D9EAF7"/>
+            <w:vAlign w:val="center"/>
           </w:tcPr>
           <w:p>
             <w:pPr>
@@ -267,6 +276,7 @@
         <w:tc>
           <w:tcPr>
             <w:tcW w:w="1114" w:type="pct"/>
+            <w:vAlign w:val="center"/>
           </w:tcPr>
           <w:p>
             <w:pPr>
@@ -286,6 +296,7 @@
         <w:tc>
           <w:tcPr>
             <w:tcW w:w="1841" w:type="pct"/>
+            <w:vAlign w:val="center"/>
           </w:tcPr>
           <w:p>
             <w:pPr>
@@ -305,6 +316,7 @@
         <w:tc>
           <w:tcPr>
             <w:tcW w:w="1841" w:type="pct"/>
+            <w:vAlign w:val="center"/>
           </w:tcPr>
           <w:p>
             <w:pPr>
@@ -331,6 +343,7 @@
           <w:tcPr>
             <w:tcW w:w="205" w:type="pct"/>
             <w:shd w:val="clear" w:color="auto" w:fill="D9EAF7"/>
+            <w:vAlign w:val="center"/>
           </w:tcPr>
           <w:p>
             <w:pPr>
@@ -350,6 +363,7 @@
         <w:tc>
           <w:tcPr>
             <w:tcW w:w="1114" w:type="pct"/>
+            <w:vAlign w:val="center"/>
           </w:tcPr>
           <w:p>
             <w:pPr>
@@ -369,6 +383,7 @@
         <w:tc>
           <w:tcPr>
             <w:tcW w:w="1841" w:type="pct"/>
+            <w:vAlign w:val="center"/>
           </w:tcPr>
           <w:p>
             <w:pPr>
@@ -388,6 +403,7 @@
         <w:tc>
           <w:tcPr>
             <w:tcW w:w="1841" w:type="pct"/>
+            <w:vAlign w:val="center"/>
           </w:tcPr>
           <w:p>
             <w:pPr>
@@ -428,6 +444,7 @@
           <w:tcPr>
             <w:tcW w:w="205" w:type="pct"/>
             <w:shd w:val="clear" w:color="auto" w:fill="D9EAF7"/>
+            <w:vAlign w:val="center"/>
           </w:tcPr>
           <w:p>
             <w:pPr>
@@ -447,6 +464,7 @@
         <w:tc>
           <w:tcPr>
             <w:tcW w:w="1114" w:type="pct"/>
+            <w:vAlign w:val="center"/>
           </w:tcPr>
           <w:p>
             <w:pPr>
@@ -466,6 +484,7 @@
         <w:tc>
           <w:tcPr>
             <w:tcW w:w="1841" w:type="pct"/>
+            <w:vAlign w:val="center"/>
           </w:tcPr>
           <w:p>
             <w:pPr>
@@ -485,6 +504,7 @@
         <w:tc>
           <w:tcPr>
             <w:tcW w:w="1841" w:type="pct"/>
+            <w:vAlign w:val="center"/>
           </w:tcPr>
           <w:p>
             <w:pPr>
@@ -511,6 +531,7 @@
           <w:tcPr>
             <w:tcW w:w="205" w:type="pct"/>
             <w:shd w:val="clear" w:color="auto" w:fill="D9EAF7"/>
+            <w:vAlign w:val="center"/>
           </w:tcPr>
           <w:p>
             <w:pPr>
@@ -530,6 +551,7 @@
         <w:tc>
           <w:tcPr>
             <w:tcW w:w="1114" w:type="pct"/>
+            <w:vAlign w:val="center"/>
           </w:tcPr>
           <w:p>
             <w:pPr>
@@ -549,6 +571,7 @@
         <w:tc>
           <w:tcPr>
             <w:tcW w:w="1841" w:type="pct"/>
+            <w:vAlign w:val="center"/>
           </w:tcPr>
           <w:p>
             <w:pPr>
@@ -568,6 +591,7 @@
         <w:tc>
           <w:tcPr>
             <w:tcW w:w="1841" w:type="pct"/>
+            <w:vAlign w:val="center"/>
           </w:tcPr>
           <w:p>
             <w:pPr>
@@ -636,6 +660,7 @@
           <w:tcPr>
             <w:tcW w:w="205" w:type="pct"/>
             <w:shd w:val="clear" w:color="auto" w:fill="D9EAF7"/>
+            <w:vAlign w:val="center"/>
           </w:tcPr>
           <w:p>
             <w:pPr>
@@ -655,6 +680,7 @@
         <w:tc>
           <w:tcPr>
             <w:tcW w:w="1114" w:type="pct"/>
+            <w:vAlign w:val="center"/>
           </w:tcPr>
           <w:p>
             <w:pPr>
@@ -674,6 +700,7 @@
         <w:tc>
           <w:tcPr>
             <w:tcW w:w="1841" w:type="pct"/>
+            <w:vAlign w:val="center"/>
           </w:tcPr>
           <w:p>
             <w:pPr>
@@ -700,6 +727,7 @@
         <w:tc>
           <w:tcPr>
             <w:tcW w:w="1841" w:type="pct"/>
+            <w:vAlign w:val="center"/>
           </w:tcPr>
           <w:p>
             <w:pPr>
@@ -726,7 +754,23 @@
                 <w:rFonts w:ascii="Century Gothic" w:hAnsi="Century Gothic"/>
                 <w:sz w:val="16"/>
               </w:rPr>
-              <w:t xml:space="preserve"> et le reporting par agence/utilisateur.</w:t>
+              <w:t xml:space="preserve"> et le </w:t>
+            </w:r>
+            <w:proofErr w:type="spellStart"/>
+            <w:r>
+              <w:rPr>
+                <w:rFonts w:ascii="Century Gothic" w:hAnsi="Century Gothic"/>
+                <w:sz w:val="16"/>
+              </w:rPr>
+              <w:t>reporting</w:t>
+            </w:r>
+            <w:proofErr w:type="spellEnd"/>
+            <w:r>
+              <w:rPr>
+                <w:rFonts w:ascii="Century Gothic" w:hAnsi="Century Gothic"/>
+                <w:sz w:val="16"/>
+              </w:rPr>
+              <w:t xml:space="preserve"> par agence/utilisateur.</w:t>
             </w:r>
           </w:p>
         </w:tc>
@@ -740,6 +784,7 @@
           <w:tcPr>
             <w:tcW w:w="205" w:type="pct"/>
             <w:shd w:val="clear" w:color="auto" w:fill="D9EAF7"/>
+            <w:vAlign w:val="center"/>
           </w:tcPr>
           <w:p>
             <w:pPr>
@@ -759,6 +804,7 @@
         <w:tc>
           <w:tcPr>
             <w:tcW w:w="1114" w:type="pct"/>
+            <w:vAlign w:val="center"/>
           </w:tcPr>
           <w:p>
             <w:pPr>
@@ -778,6 +824,7 @@
         <w:tc>
           <w:tcPr>
             <w:tcW w:w="1841" w:type="pct"/>
+            <w:vAlign w:val="center"/>
           </w:tcPr>
           <w:p>
             <w:pPr>
@@ -797,6 +844,7 @@
         <w:tc>
           <w:tcPr>
             <w:tcW w:w="1841" w:type="pct"/>
+            <w:vAlign w:val="center"/>
           </w:tcPr>
           <w:p>
             <w:pPr>
@@ -837,6 +885,7 @@
           <w:tcPr>
             <w:tcW w:w="205" w:type="pct"/>
             <w:shd w:val="clear" w:color="auto" w:fill="D9EAF7"/>
+            <w:vAlign w:val="center"/>
           </w:tcPr>
           <w:p>
             <w:pPr>
@@ -856,6 +905,7 @@
         <w:tc>
           <w:tcPr>
             <w:tcW w:w="1114" w:type="pct"/>
+            <w:vAlign w:val="center"/>
           </w:tcPr>
           <w:p>
             <w:pPr>
@@ -875,6 +925,7 @@
         <w:tc>
           <w:tcPr>
             <w:tcW w:w="1841" w:type="pct"/>
+            <w:vAlign w:val="center"/>
           </w:tcPr>
           <w:p>
             <w:pPr>
@@ -908,6 +959,7 @@
         <w:tc>
           <w:tcPr>
             <w:tcW w:w="1841" w:type="pct"/>
+            <w:vAlign w:val="center"/>
           </w:tcPr>
           <w:p>
             <w:pPr>
@@ -934,6 +986,7 @@
           <w:tcPr>
             <w:tcW w:w="205" w:type="pct"/>
             <w:shd w:val="clear" w:color="auto" w:fill="D9EAF7"/>
+            <w:vAlign w:val="center"/>
           </w:tcPr>
           <w:p>
             <w:pPr>
@@ -953,6 +1006,7 @@
         <w:tc>
           <w:tcPr>
             <w:tcW w:w="1114" w:type="pct"/>
+            <w:vAlign w:val="center"/>
           </w:tcPr>
           <w:p>
             <w:pPr>
@@ -972,6 +1026,7 @@
         <w:tc>
           <w:tcPr>
             <w:tcW w:w="1841" w:type="pct"/>
+            <w:vAlign w:val="center"/>
           </w:tcPr>
           <w:p>
             <w:pPr>
@@ -991,6 +1046,7 @@
         <w:tc>
           <w:tcPr>
             <w:tcW w:w="1841" w:type="pct"/>
+            <w:vAlign w:val="center"/>
           </w:tcPr>
           <w:p>
             <w:pPr>
@@ -1031,6 +1087,7 @@
           <w:tcPr>
             <w:tcW w:w="205" w:type="pct"/>
             <w:shd w:val="clear" w:color="auto" w:fill="D9EAF7"/>
+            <w:vAlign w:val="center"/>
           </w:tcPr>
           <w:p>
             <w:pPr>
@@ -1050,6 +1107,7 @@
         <w:tc>
           <w:tcPr>
             <w:tcW w:w="1114" w:type="pct"/>
+            <w:vAlign w:val="center"/>
           </w:tcPr>
           <w:p>
             <w:pPr>
@@ -1069,6 +1127,7 @@
         <w:tc>
           <w:tcPr>
             <w:tcW w:w="1841" w:type="pct"/>
+            <w:vAlign w:val="center"/>
           </w:tcPr>
           <w:p>
             <w:pPr>
@@ -1102,6 +1161,7 @@
         <w:tc>
           <w:tcPr>
             <w:tcW w:w="1841" w:type="pct"/>
+            <w:vAlign w:val="center"/>
           </w:tcPr>
           <w:p>
             <w:pPr>
@@ -1128,6 +1188,7 @@
           <w:tcPr>
             <w:tcW w:w="205" w:type="pct"/>
             <w:shd w:val="clear" w:color="auto" w:fill="D9EAF7"/>
+            <w:vAlign w:val="center"/>
           </w:tcPr>
           <w:p>
             <w:pPr>
@@ -1147,6 +1208,7 @@
         <w:tc>
           <w:tcPr>
             <w:tcW w:w="1114" w:type="pct"/>
+            <w:vAlign w:val="center"/>
           </w:tcPr>
           <w:p>
             <w:pPr>
@@ -1166,6 +1228,7 @@
         <w:tc>
           <w:tcPr>
             <w:tcW w:w="1841" w:type="pct"/>
+            <w:vAlign w:val="center"/>
           </w:tcPr>
           <w:p>
             <w:pPr>
@@ -1185,6 +1248,7 @@
         <w:tc>
           <w:tcPr>
             <w:tcW w:w="1841" w:type="pct"/>
+            <w:vAlign w:val="center"/>
           </w:tcPr>
           <w:p>
             <w:pPr>
@@ -1266,6 +1330,7 @@
           <w:tcPr>
             <w:tcW w:w="205" w:type="pct"/>
             <w:shd w:val="clear" w:color="auto" w:fill="1F4E79"/>
+            <w:vAlign w:val="center"/>
           </w:tcPr>
           <w:p>
             <w:pPr>
@@ -1288,6 +1353,7 @@
           <w:tcPr>
             <w:tcW w:w="1114" w:type="pct"/>
             <w:shd w:val="clear" w:color="auto" w:fill="1F4E79"/>
+            <w:vAlign w:val="center"/>
           </w:tcPr>
           <w:p>
             <w:pPr>
@@ -1310,6 +1376,7 @@
           <w:tcPr>
             <w:tcW w:w="1841" w:type="pct"/>
             <w:shd w:val="clear" w:color="auto" w:fill="1F4E79"/>
+            <w:vAlign w:val="center"/>
           </w:tcPr>
           <w:p>
             <w:pPr>
@@ -1332,6 +1399,7 @@
           <w:tcPr>
             <w:tcW w:w="1841" w:type="pct"/>
             <w:shd w:val="clear" w:color="auto" w:fill="1F4E79"/>
+            <w:vAlign w:val="center"/>
           </w:tcPr>
           <w:p>
             <w:pPr>
@@ -1360,6 +1428,7 @@
           <w:tcPr>
             <w:tcW w:w="205" w:type="pct"/>
             <w:shd w:val="clear" w:color="auto" w:fill="D9EAF7"/>
+            <w:vAlign w:val="center"/>
           </w:tcPr>
           <w:p>
             <w:pPr>
@@ -1379,6 +1448,7 @@
         <w:tc>
           <w:tcPr>
             <w:tcW w:w="1114" w:type="pct"/>
+            <w:vAlign w:val="center"/>
           </w:tcPr>
           <w:p>
             <w:pPr>
@@ -1398,6 +1468,7 @@
         <w:tc>
           <w:tcPr>
             <w:tcW w:w="1841" w:type="pct"/>
+            <w:vAlign w:val="center"/>
           </w:tcPr>
           <w:p>
             <w:pPr>
@@ -1417,6 +1488,7 @@
         <w:tc>
           <w:tcPr>
             <w:tcW w:w="1841" w:type="pct"/>
+            <w:vAlign w:val="center"/>
           </w:tcPr>
           <w:p>
             <w:pPr>
@@ -1485,6 +1557,7 @@
           <w:tcPr>
             <w:tcW w:w="205" w:type="pct"/>
             <w:shd w:val="clear" w:color="auto" w:fill="D9EAF7"/>
+            <w:vAlign w:val="center"/>
           </w:tcPr>
           <w:p>
             <w:pPr>
@@ -1504,6 +1577,7 @@
         <w:tc>
           <w:tcPr>
             <w:tcW w:w="1114" w:type="pct"/>
+            <w:vAlign w:val="center"/>
           </w:tcPr>
           <w:p>
             <w:pPr>
@@ -1523,6 +1597,7 @@
         <w:tc>
           <w:tcPr>
             <w:tcW w:w="1841" w:type="pct"/>
+            <w:vAlign w:val="center"/>
           </w:tcPr>
           <w:p>
             <w:pPr>
@@ -1542,6 +1617,7 @@
         <w:tc>
           <w:tcPr>
             <w:tcW w:w="1841" w:type="pct"/>
+            <w:vAlign w:val="center"/>
           </w:tcPr>
           <w:p>
             <w:pPr>
@@ -1582,6 +1658,7 @@
           <w:tcPr>
             <w:tcW w:w="205" w:type="pct"/>
             <w:shd w:val="clear" w:color="auto" w:fill="D9EAF7"/>
+            <w:vAlign w:val="center"/>
           </w:tcPr>
           <w:p>
             <w:pPr>
@@ -1601,6 +1678,7 @@
         <w:tc>
           <w:tcPr>
             <w:tcW w:w="1114" w:type="pct"/>
+            <w:vAlign w:val="center"/>
           </w:tcPr>
           <w:p>
             <w:pPr>
@@ -1620,6 +1698,7 @@
         <w:tc>
           <w:tcPr>
             <w:tcW w:w="1841" w:type="pct"/>
+            <w:vAlign w:val="center"/>
           </w:tcPr>
           <w:p>
             <w:pPr>
@@ -1639,6 +1718,7 @@
         <w:tc>
           <w:tcPr>
             <w:tcW w:w="1841" w:type="pct"/>
+            <w:vAlign w:val="center"/>
           </w:tcPr>
           <w:p>
             <w:pPr>
@@ -1665,6 +1745,7 @@
           <w:tcPr>
             <w:tcW w:w="205" w:type="pct"/>
             <w:shd w:val="clear" w:color="auto" w:fill="D9EAF7"/>
+            <w:vAlign w:val="center"/>
           </w:tcPr>
           <w:p>
             <w:pPr>
@@ -1684,6 +1765,7 @@
         <w:tc>
           <w:tcPr>
             <w:tcW w:w="1114" w:type="pct"/>
+            <w:vAlign w:val="center"/>
           </w:tcPr>
           <w:p>
             <w:pPr>
@@ -1703,6 +1785,7 @@
         <w:tc>
           <w:tcPr>
             <w:tcW w:w="1841" w:type="pct"/>
+            <w:vAlign w:val="center"/>
           </w:tcPr>
           <w:p>
             <w:pPr>
@@ -1722,6 +1805,7 @@
         <w:tc>
           <w:tcPr>
             <w:tcW w:w="1841" w:type="pct"/>
+            <w:vAlign w:val="center"/>
           </w:tcPr>
           <w:p>
             <w:pPr>
@@ -1762,6 +1846,7 @@
           <w:tcPr>
             <w:tcW w:w="205" w:type="pct"/>
             <w:shd w:val="clear" w:color="auto" w:fill="D9EAF7"/>
+            <w:vAlign w:val="center"/>
           </w:tcPr>
           <w:p>
             <w:pPr>
@@ -1782,6 +1867,7 @@
         <w:tc>
           <w:tcPr>
             <w:tcW w:w="1114" w:type="pct"/>
+            <w:vAlign w:val="center"/>
           </w:tcPr>
           <w:p>
             <w:pPr>
@@ -1801,6 +1887,7 @@
         <w:tc>
           <w:tcPr>
             <w:tcW w:w="1841" w:type="pct"/>
+            <w:vAlign w:val="center"/>
           </w:tcPr>
           <w:p>
             <w:pPr>
@@ -1827,6 +1914,7 @@
         <w:tc>
           <w:tcPr>
             <w:tcW w:w="1841" w:type="pct"/>
+            <w:vAlign w:val="center"/>
           </w:tcPr>
           <w:p>
             <w:pPr>
@@ -1853,6 +1941,7 @@
           <w:tcPr>
             <w:tcW w:w="205" w:type="pct"/>
             <w:shd w:val="clear" w:color="auto" w:fill="D9EAF7"/>
+            <w:vAlign w:val="center"/>
           </w:tcPr>
           <w:p>
             <w:pPr>
@@ -1872,6 +1961,7 @@
         <w:tc>
           <w:tcPr>
             <w:tcW w:w="1114" w:type="pct"/>
+            <w:vAlign w:val="center"/>
           </w:tcPr>
           <w:p>
             <w:pPr>
@@ -1891,6 +1981,7 @@
         <w:tc>
           <w:tcPr>
             <w:tcW w:w="1841" w:type="pct"/>
+            <w:vAlign w:val="center"/>
           </w:tcPr>
           <w:p>
             <w:pPr>
@@ -1924,6 +2015,7 @@
         <w:tc>
           <w:tcPr>
             <w:tcW w:w="1841" w:type="pct"/>
+            <w:vAlign w:val="center"/>
           </w:tcPr>
           <w:p>
             <w:pPr>
@@ -1992,6 +2084,7 @@
           <w:tcPr>
             <w:tcW w:w="205" w:type="pct"/>
             <w:shd w:val="clear" w:color="auto" w:fill="D9EAF7"/>
+            <w:vAlign w:val="center"/>
           </w:tcPr>
           <w:p>
             <w:pPr>
@@ -2011,6 +2104,7 @@
         <w:tc>
           <w:tcPr>
             <w:tcW w:w="1114" w:type="pct"/>
+            <w:vAlign w:val="center"/>
           </w:tcPr>
           <w:p>
             <w:pPr>
@@ -2030,6 +2124,7 @@
         <w:tc>
           <w:tcPr>
             <w:tcW w:w="1841" w:type="pct"/>
+            <w:vAlign w:val="center"/>
           </w:tcPr>
           <w:p>
             <w:pPr>
@@ -2049,6 +2144,7 @@
         <w:tc>
           <w:tcPr>
             <w:tcW w:w="1841" w:type="pct"/>
+            <w:vAlign w:val="center"/>
           </w:tcPr>
           <w:p>
             <w:pPr>
@@ -2103,6 +2199,7 @@
           <w:tcPr>
             <w:tcW w:w="205" w:type="pct"/>
             <w:shd w:val="clear" w:color="auto" w:fill="D9EAF7"/>
+            <w:vAlign w:val="center"/>
           </w:tcPr>
           <w:p>
             <w:pPr>
@@ -2122,6 +2219,7 @@
         <w:tc>
           <w:tcPr>
             <w:tcW w:w="1114" w:type="pct"/>
+            <w:vAlign w:val="center"/>
           </w:tcPr>
           <w:p>
             <w:pPr>
@@ -2141,6 +2239,7 @@
         <w:tc>
           <w:tcPr>
             <w:tcW w:w="1841" w:type="pct"/>
+            <w:vAlign w:val="center"/>
           </w:tcPr>
           <w:p>
             <w:pPr>
@@ -2188,6 +2287,7 @@
         <w:tc>
           <w:tcPr>
             <w:tcW w:w="1841" w:type="pct"/>
+            <w:vAlign w:val="center"/>
           </w:tcPr>
           <w:p>
             <w:pPr>
@@ -2228,6 +2328,7 @@
           <w:tcPr>
             <w:tcW w:w="205" w:type="pct"/>
             <w:shd w:val="clear" w:color="auto" w:fill="D9EAF7"/>
+            <w:vAlign w:val="center"/>
           </w:tcPr>
           <w:p>
             <w:pPr>
@@ -2247,6 +2348,7 @@
         <w:tc>
           <w:tcPr>
             <w:tcW w:w="1114" w:type="pct"/>
+            <w:vAlign w:val="center"/>
           </w:tcPr>
           <w:p>
             <w:pPr>
@@ -2266,6 +2368,7 @@
         <w:tc>
           <w:tcPr>
             <w:tcW w:w="1841" w:type="pct"/>
+            <w:vAlign w:val="center"/>
           </w:tcPr>
           <w:p>
             <w:pPr>
@@ -2285,6 +2388,7 @@
         <w:tc>
           <w:tcPr>
             <w:tcW w:w="1841" w:type="pct"/>
+            <w:vAlign w:val="center"/>
           </w:tcPr>
           <w:p>
             <w:pPr>
@@ -2311,6 +2415,7 @@
           <w:tcPr>
             <w:tcW w:w="205" w:type="pct"/>
             <w:shd w:val="clear" w:color="auto" w:fill="D9EAF7"/>
+            <w:vAlign w:val="center"/>
           </w:tcPr>
           <w:p>
             <w:pPr>
@@ -2330,6 +2435,7 @@
         <w:tc>
           <w:tcPr>
             <w:tcW w:w="1114" w:type="pct"/>
+            <w:vAlign w:val="center"/>
           </w:tcPr>
           <w:p>
             <w:pPr>
@@ -2349,6 +2455,7 @@
         <w:tc>
           <w:tcPr>
             <w:tcW w:w="1841" w:type="pct"/>
+            <w:vAlign w:val="center"/>
           </w:tcPr>
           <w:p>
             <w:pPr>
@@ -2368,6 +2475,7 @@
         <w:tc>
           <w:tcPr>
             <w:tcW w:w="1841" w:type="pct"/>
+            <w:vAlign w:val="center"/>
           </w:tcPr>
           <w:p>
             <w:pPr>
@@ -2463,6 +2571,7 @@
           <w:tcPr>
             <w:tcW w:w="205" w:type="pct"/>
             <w:shd w:val="clear" w:color="auto" w:fill="1F4E79"/>
+            <w:vAlign w:val="center"/>
           </w:tcPr>
           <w:p>
             <w:pPr>
@@ -2485,6 +2594,7 @@
           <w:tcPr>
             <w:tcW w:w="1114" w:type="pct"/>
             <w:shd w:val="clear" w:color="auto" w:fill="1F4E79"/>
+            <w:vAlign w:val="center"/>
           </w:tcPr>
           <w:p>
             <w:pPr>
@@ -2507,6 +2617,7 @@
           <w:tcPr>
             <w:tcW w:w="1841" w:type="pct"/>
             <w:shd w:val="clear" w:color="auto" w:fill="1F4E79"/>
+            <w:vAlign w:val="center"/>
           </w:tcPr>
           <w:p>
             <w:pPr>
@@ -2529,6 +2640,7 @@
           <w:tcPr>
             <w:tcW w:w="1841" w:type="pct"/>
             <w:shd w:val="clear" w:color="auto" w:fill="1F4E79"/>
+            <w:vAlign w:val="center"/>
           </w:tcPr>
           <w:p>
             <w:pPr>
@@ -2557,6 +2669,7 @@
           <w:tcPr>
             <w:tcW w:w="205" w:type="pct"/>
             <w:shd w:val="clear" w:color="auto" w:fill="D9EAF7"/>
+            <w:vAlign w:val="center"/>
           </w:tcPr>
           <w:p>
             <w:pPr>
@@ -2576,6 +2689,7 @@
         <w:tc>
           <w:tcPr>
             <w:tcW w:w="1114" w:type="pct"/>
+            <w:vAlign w:val="center"/>
           </w:tcPr>
           <w:p>
             <w:pPr>
@@ -2595,6 +2709,7 @@
         <w:tc>
           <w:tcPr>
             <w:tcW w:w="1841" w:type="pct"/>
+            <w:vAlign w:val="center"/>
           </w:tcPr>
           <w:p>
             <w:pPr>
@@ -2614,6 +2729,7 @@
         <w:tc>
           <w:tcPr>
             <w:tcW w:w="1841" w:type="pct"/>
+            <w:vAlign w:val="center"/>
           </w:tcPr>
           <w:p>
             <w:pPr>
@@ -2654,6 +2770,7 @@
           <w:tcPr>
             <w:tcW w:w="205" w:type="pct"/>
             <w:shd w:val="clear" w:color="auto" w:fill="D9EAF7"/>
+            <w:vAlign w:val="center"/>
           </w:tcPr>
           <w:p>
             <w:pPr>
@@ -2673,6 +2790,7 @@
         <w:tc>
           <w:tcPr>
             <w:tcW w:w="1114" w:type="pct"/>
+            <w:vAlign w:val="center"/>
           </w:tcPr>
           <w:p>
             <w:pPr>
@@ -2692,6 +2810,7 @@
         <w:tc>
           <w:tcPr>
             <w:tcW w:w="1841" w:type="pct"/>
+            <w:vAlign w:val="center"/>
           </w:tcPr>
           <w:p>
             <w:pPr>
@@ -2725,6 +2844,7 @@
         <w:tc>
           <w:tcPr>
             <w:tcW w:w="1841" w:type="pct"/>
+            <w:vAlign w:val="center"/>
           </w:tcPr>
           <w:p>
             <w:pPr>
@@ -2792,6 +2912,7 @@
           <w:tcPr>
             <w:tcW w:w="205" w:type="pct"/>
             <w:shd w:val="clear" w:color="auto" w:fill="1F4E79"/>
+            <w:vAlign w:val="center"/>
           </w:tcPr>
           <w:p>
             <w:pPr>
@@ -2814,6 +2935,7 @@
           <w:tcPr>
             <w:tcW w:w="1114" w:type="pct"/>
             <w:shd w:val="clear" w:color="auto" w:fill="1F4E79"/>
+            <w:vAlign w:val="center"/>
           </w:tcPr>
           <w:p>
             <w:pPr>
@@ -2836,6 +2958,7 @@
           <w:tcPr>
             <w:tcW w:w="1841" w:type="pct"/>
             <w:shd w:val="clear" w:color="auto" w:fill="1F4E79"/>
+            <w:vAlign w:val="center"/>
           </w:tcPr>
           <w:p>
             <w:pPr>
@@ -2858,6 +2981,7 @@
           <w:tcPr>
             <w:tcW w:w="1841" w:type="pct"/>
             <w:shd w:val="clear" w:color="auto" w:fill="1F4E79"/>
+            <w:vAlign w:val="center"/>
           </w:tcPr>
           <w:p>
             <w:pPr>
@@ -2886,6 +3010,7 @@
           <w:tcPr>
             <w:tcW w:w="205" w:type="pct"/>
             <w:shd w:val="clear" w:color="auto" w:fill="D9EAF7"/>
+            <w:vAlign w:val="center"/>
           </w:tcPr>
           <w:p>
             <w:pPr>
@@ -2905,6 +3030,7 @@
         <w:tc>
           <w:tcPr>
             <w:tcW w:w="1114" w:type="pct"/>
+            <w:vAlign w:val="center"/>
           </w:tcPr>
           <w:p>
             <w:pPr>
@@ -2924,6 +3050,7 @@
         <w:tc>
           <w:tcPr>
             <w:tcW w:w="1841" w:type="pct"/>
+            <w:vAlign w:val="center"/>
           </w:tcPr>
           <w:p>
             <w:pPr>
@@ -2943,19 +3070,36 @@
         <w:tc>
           <w:tcPr>
             <w:tcW w:w="1841" w:type="pct"/>
-          </w:tcPr>
-          <w:p>
-            <w:pPr>
-              <w:rPr>
-                <w:rFonts w:ascii="Century Gothic" w:hAnsi="Century Gothic"/>
-              </w:rPr>
-            </w:pPr>
-            <w:r>
-              <w:rPr>
-                <w:rFonts w:ascii="Century Gothic" w:hAnsi="Century Gothic"/>
-                <w:sz w:val="16"/>
-              </w:rPr>
-              <w:t>Les doublons peuvent perturber le KYC, les comptes et les reportings clients.</w:t>
+            <w:vAlign w:val="center"/>
+          </w:tcPr>
+          <w:p>
+            <w:pPr>
+              <w:rPr>
+                <w:rFonts w:ascii="Century Gothic" w:hAnsi="Century Gothic"/>
+              </w:rPr>
+            </w:pPr>
+            <w:r>
+              <w:rPr>
+                <w:rFonts w:ascii="Century Gothic" w:hAnsi="Century Gothic"/>
+                <w:sz w:val="16"/>
+              </w:rPr>
+              <w:t xml:space="preserve">Les doublons peuvent perturber le KYC, les comptes et les </w:t>
+            </w:r>
+            <w:proofErr w:type="spellStart"/>
+            <w:r>
+              <w:rPr>
+                <w:rFonts w:ascii="Century Gothic" w:hAnsi="Century Gothic"/>
+                <w:sz w:val="16"/>
+              </w:rPr>
+              <w:t>reportings</w:t>
+            </w:r>
+            <w:proofErr w:type="spellEnd"/>
+            <w:r>
+              <w:rPr>
+                <w:rFonts w:ascii="Century Gothic" w:hAnsi="Century Gothic"/>
+                <w:sz w:val="16"/>
+              </w:rPr>
+              <w:t xml:space="preserve"> clients.</w:t>
             </w:r>
           </w:p>
         </w:tc>
@@ -2969,6 +3113,7 @@
           <w:tcPr>
             <w:tcW w:w="205" w:type="pct"/>
             <w:shd w:val="clear" w:color="auto" w:fill="D9EAF7"/>
+            <w:vAlign w:val="center"/>
           </w:tcPr>
           <w:p>
             <w:pPr>
@@ -2988,6 +3133,7 @@
         <w:tc>
           <w:tcPr>
             <w:tcW w:w="1114" w:type="pct"/>
+            <w:vAlign w:val="center"/>
           </w:tcPr>
           <w:p>
             <w:pPr>
@@ -3007,6 +3153,7 @@
         <w:tc>
           <w:tcPr>
             <w:tcW w:w="1841" w:type="pct"/>
+            <w:vAlign w:val="center"/>
           </w:tcPr>
           <w:p>
             <w:pPr>
@@ -3047,6 +3194,7 @@
         <w:tc>
           <w:tcPr>
             <w:tcW w:w="1841" w:type="pct"/>
+            <w:vAlign w:val="center"/>
           </w:tcPr>
           <w:p>
             <w:pPr>
@@ -3101,6 +3249,7 @@
           <w:tcPr>
             <w:tcW w:w="205" w:type="pct"/>
             <w:shd w:val="clear" w:color="auto" w:fill="D9EAF7"/>
+            <w:vAlign w:val="center"/>
           </w:tcPr>
           <w:p>
             <w:pPr>
@@ -3120,6 +3269,7 @@
         <w:tc>
           <w:tcPr>
             <w:tcW w:w="1114" w:type="pct"/>
+            <w:vAlign w:val="center"/>
           </w:tcPr>
           <w:p>
             <w:pPr>
@@ -3139,6 +3289,7 @@
         <w:tc>
           <w:tcPr>
             <w:tcW w:w="1841" w:type="pct"/>
+            <w:vAlign w:val="center"/>
           </w:tcPr>
           <w:p>
             <w:pPr>
@@ -3158,6 +3309,7 @@
         <w:tc>
           <w:tcPr>
             <w:tcW w:w="1841" w:type="pct"/>
+            <w:vAlign w:val="center"/>
           </w:tcPr>
           <w:p>
             <w:pPr>
@@ -3184,6 +3336,7 @@
           <w:tcPr>
             <w:tcW w:w="205" w:type="pct"/>
             <w:shd w:val="clear" w:color="auto" w:fill="D9EAF7"/>
+            <w:vAlign w:val="center"/>
           </w:tcPr>
           <w:p>
             <w:pPr>
@@ -3203,6 +3356,7 @@
         <w:tc>
           <w:tcPr>
             <w:tcW w:w="1114" w:type="pct"/>
+            <w:vAlign w:val="center"/>
           </w:tcPr>
           <w:p>
             <w:pPr>
@@ -3222,6 +3376,7 @@
         <w:tc>
           <w:tcPr>
             <w:tcW w:w="1841" w:type="pct"/>
+            <w:vAlign w:val="center"/>
           </w:tcPr>
           <w:p>
             <w:pPr>
@@ -3255,6 +3410,7 @@
         <w:tc>
           <w:tcPr>
             <w:tcW w:w="1841" w:type="pct"/>
+            <w:vAlign w:val="center"/>
           </w:tcPr>
           <w:p>
             <w:pPr>
@@ -3281,6 +3437,7 @@
           <w:tcPr>
             <w:tcW w:w="205" w:type="pct"/>
             <w:shd w:val="clear" w:color="auto" w:fill="D9EAF7"/>
+            <w:vAlign w:val="center"/>
           </w:tcPr>
           <w:p>
             <w:pPr>
@@ -3300,6 +3457,7 @@
         <w:tc>
           <w:tcPr>
             <w:tcW w:w="1114" w:type="pct"/>
+            <w:vAlign w:val="center"/>
           </w:tcPr>
           <w:p>
             <w:pPr>
@@ -3319,25 +3477,43 @@
         <w:tc>
           <w:tcPr>
             <w:tcW w:w="1841" w:type="pct"/>
-          </w:tcPr>
-          <w:p>
-            <w:pPr>
-              <w:rPr>
-                <w:rFonts w:ascii="Century Gothic" w:hAnsi="Century Gothic"/>
-              </w:rPr>
-            </w:pPr>
-            <w:r>
-              <w:rPr>
-                <w:rFonts w:ascii="Century Gothic" w:hAnsi="Century Gothic"/>
-                <w:sz w:val="16"/>
-              </w:rPr>
-              <w:t>Vérifier le rattachement de l’adhérent a son compte adhérent.</w:t>
+            <w:vAlign w:val="center"/>
+          </w:tcPr>
+          <w:p>
+            <w:pPr>
+              <w:rPr>
+                <w:rFonts w:ascii="Century Gothic" w:hAnsi="Century Gothic"/>
+              </w:rPr>
+            </w:pPr>
+            <w:r>
+              <w:rPr>
+                <w:rFonts w:ascii="Century Gothic" w:hAnsi="Century Gothic"/>
+                <w:sz w:val="16"/>
+              </w:rPr>
+              <w:t xml:space="preserve">Vérifier le rattachement de l’adhérent </w:t>
+            </w:r>
+            <w:proofErr w:type="spellStart"/>
+            <w:r>
+              <w:rPr>
+                <w:rFonts w:ascii="Century Gothic" w:hAnsi="Century Gothic"/>
+                <w:sz w:val="16"/>
+              </w:rPr>
+              <w:t>a</w:t>
+            </w:r>
+            <w:proofErr w:type="spellEnd"/>
+            <w:r>
+              <w:rPr>
+                <w:rFonts w:ascii="Century Gothic" w:hAnsi="Century Gothic"/>
+                <w:sz w:val="16"/>
+              </w:rPr>
+              <w:t xml:space="preserve"> son compte adhérent.</w:t>
             </w:r>
           </w:p>
         </w:tc>
         <w:tc>
           <w:tcPr>
             <w:tcW w:w="1841" w:type="pct"/>
+            <w:vAlign w:val="center"/>
           </w:tcPr>
           <w:p>
             <w:pPr>
@@ -3382,13 +3558,22 @@
           <w:rFonts w:ascii="Century Gothic" w:hAnsi="Century Gothic"/>
         </w:rPr>
       </w:pPr>
+      <w:proofErr w:type="spellStart"/>
       <w:r>
         <w:rPr>
           <w:rFonts w:ascii="Century Gothic" w:hAnsi="Century Gothic"/>
           <w:color w:val="2F5496"/>
         </w:rPr>
         <w:lastRenderedPageBreak/>
-        <w:t xml:space="preserve">Reporting mensuel, HDPM et mobile </w:t>
+        <w:t>Reporting</w:t>
+      </w:r>
+      <w:proofErr w:type="spellEnd"/>
+      <w:r>
+        <w:rPr>
+          <w:rFonts w:ascii="Century Gothic" w:hAnsi="Century Gothic"/>
+          <w:color w:val="2F5496"/>
+        </w:rPr>
+        <w:t xml:space="preserve"> mensuel, HDPM et mobile </w:t>
       </w:r>
       <w:r>
         <w:rPr>
@@ -3420,6 +3605,7 @@
           <w:tcPr>
             <w:tcW w:w="205" w:type="pct"/>
             <w:shd w:val="clear" w:color="auto" w:fill="1F4E79"/>
+            <w:vAlign w:val="center"/>
           </w:tcPr>
           <w:p>
             <w:pPr>
@@ -3442,6 +3628,7 @@
           <w:tcPr>
             <w:tcW w:w="1114" w:type="pct"/>
             <w:shd w:val="clear" w:color="auto" w:fill="1F4E79"/>
+            <w:vAlign w:val="center"/>
           </w:tcPr>
           <w:p>
             <w:pPr>
@@ -3464,6 +3651,7 @@
           <w:tcPr>
             <w:tcW w:w="1841" w:type="pct"/>
             <w:shd w:val="clear" w:color="auto" w:fill="1F4E79"/>
+            <w:vAlign w:val="center"/>
           </w:tcPr>
           <w:p>
             <w:pPr>
@@ -3486,6 +3674,7 @@
           <w:tcPr>
             <w:tcW w:w="1841" w:type="pct"/>
             <w:shd w:val="clear" w:color="auto" w:fill="1F4E79"/>
+            <w:vAlign w:val="center"/>
           </w:tcPr>
           <w:p>
             <w:pPr>
@@ -3514,6 +3703,7 @@
           <w:tcPr>
             <w:tcW w:w="205" w:type="pct"/>
             <w:shd w:val="clear" w:color="auto" w:fill="D9EAF7"/>
+            <w:vAlign w:val="center"/>
           </w:tcPr>
           <w:p>
             <w:pPr>
@@ -3533,6 +3723,7 @@
         <w:tc>
           <w:tcPr>
             <w:tcW w:w="1114" w:type="pct"/>
+            <w:vAlign w:val="center"/>
           </w:tcPr>
           <w:p>
             <w:pPr>
@@ -3559,6 +3750,7 @@
         <w:tc>
           <w:tcPr>
             <w:tcW w:w="1841" w:type="pct"/>
+            <w:vAlign w:val="center"/>
           </w:tcPr>
           <w:p>
             <w:pPr>
@@ -3578,6 +3770,7 @@
         <w:tc>
           <w:tcPr>
             <w:tcW w:w="1841" w:type="pct"/>
+            <w:vAlign w:val="center"/>
           </w:tcPr>
           <w:p>
             <w:pPr>
@@ -3604,6 +3797,7 @@
           <w:tcPr>
             <w:tcW w:w="205" w:type="pct"/>
             <w:shd w:val="clear" w:color="auto" w:fill="D9EAF7"/>
+            <w:vAlign w:val="center"/>
           </w:tcPr>
           <w:p>
             <w:pPr>
@@ -3623,6 +3817,7 @@
         <w:tc>
           <w:tcPr>
             <w:tcW w:w="1114" w:type="pct"/>
+            <w:vAlign w:val="center"/>
           </w:tcPr>
           <w:p>
             <w:pPr>
@@ -3642,6 +3837,7 @@
         <w:tc>
           <w:tcPr>
             <w:tcW w:w="1841" w:type="pct"/>
+            <w:vAlign w:val="center"/>
           </w:tcPr>
           <w:p>
             <w:pPr>
@@ -3661,19 +3857,36 @@
         <w:tc>
           <w:tcPr>
             <w:tcW w:w="1841" w:type="pct"/>
-          </w:tcPr>
-          <w:p>
-            <w:pPr>
-              <w:rPr>
-                <w:rFonts w:ascii="Century Gothic" w:hAnsi="Century Gothic"/>
-              </w:rPr>
-            </w:pPr>
-            <w:r>
-              <w:rPr>
-                <w:rFonts w:ascii="Century Gothic" w:hAnsi="Century Gothic"/>
-                <w:sz w:val="16"/>
-              </w:rPr>
-              <w:t>Priorise les contrôles sur les opérations a impact financier élevé.</w:t>
+            <w:vAlign w:val="center"/>
+          </w:tcPr>
+          <w:p>
+            <w:pPr>
+              <w:rPr>
+                <w:rFonts w:ascii="Century Gothic" w:hAnsi="Century Gothic"/>
+              </w:rPr>
+            </w:pPr>
+            <w:r>
+              <w:rPr>
+                <w:rFonts w:ascii="Century Gothic" w:hAnsi="Century Gothic"/>
+                <w:sz w:val="16"/>
+              </w:rPr>
+              <w:t xml:space="preserve">Priorise les contrôles sur les opérations </w:t>
+            </w:r>
+            <w:proofErr w:type="gramStart"/>
+            <w:r>
+              <w:rPr>
+                <w:rFonts w:ascii="Century Gothic" w:hAnsi="Century Gothic"/>
+                <w:sz w:val="16"/>
+              </w:rPr>
+              <w:t>a</w:t>
+            </w:r>
+            <w:proofErr w:type="gramEnd"/>
+            <w:r>
+              <w:rPr>
+                <w:rFonts w:ascii="Century Gothic" w:hAnsi="Century Gothic"/>
+                <w:sz w:val="16"/>
+              </w:rPr>
+              <w:t xml:space="preserve"> impact financier élevé.</w:t>
             </w:r>
           </w:p>
         </w:tc>
@@ -3687,6 +3900,7 @@
           <w:tcPr>
             <w:tcW w:w="205" w:type="pct"/>
             <w:shd w:val="clear" w:color="auto" w:fill="D9EAF7"/>
+            <w:vAlign w:val="center"/>
           </w:tcPr>
           <w:p>
             <w:pPr>
@@ -3706,6 +3920,7 @@
         <w:tc>
           <w:tcPr>
             <w:tcW w:w="1114" w:type="pct"/>
+            <w:vAlign w:val="center"/>
           </w:tcPr>
           <w:p>
             <w:pPr>
@@ -3725,6 +3940,7 @@
         <w:tc>
           <w:tcPr>
             <w:tcW w:w="1841" w:type="pct"/>
+            <w:vAlign w:val="center"/>
           </w:tcPr>
           <w:p>
             <w:pPr>
@@ -3744,6 +3960,7 @@
         <w:tc>
           <w:tcPr>
             <w:tcW w:w="1841" w:type="pct"/>
+            <w:vAlign w:val="center"/>
           </w:tcPr>
           <w:p>
             <w:pPr>
@@ -3784,6 +4001,7 @@
           <w:tcPr>
             <w:tcW w:w="205" w:type="pct"/>
             <w:shd w:val="clear" w:color="auto" w:fill="D9EAF7"/>
+            <w:vAlign w:val="center"/>
           </w:tcPr>
           <w:p>
             <w:pPr>
@@ -3803,6 +4021,7 @@
         <w:tc>
           <w:tcPr>
             <w:tcW w:w="1114" w:type="pct"/>
+            <w:vAlign w:val="center"/>
           </w:tcPr>
           <w:p>
             <w:pPr>
@@ -3822,6 +4041,7 @@
         <w:tc>
           <w:tcPr>
             <w:tcW w:w="1841" w:type="pct"/>
+            <w:vAlign w:val="center"/>
           </w:tcPr>
           <w:p>
             <w:pPr>
@@ -3855,6 +4075,7 @@
         <w:tc>
           <w:tcPr>
             <w:tcW w:w="1841" w:type="pct"/>
+            <w:vAlign w:val="center"/>
           </w:tcPr>
           <w:p>
             <w:pPr>
@@ -3895,6 +4116,7 @@
           <w:tcPr>
             <w:tcW w:w="205" w:type="pct"/>
             <w:shd w:val="clear" w:color="auto" w:fill="D9EAF7"/>
+            <w:vAlign w:val="center"/>
           </w:tcPr>
           <w:p>
             <w:pPr>
@@ -3914,6 +4136,7 @@
         <w:tc>
           <w:tcPr>
             <w:tcW w:w="1114" w:type="pct"/>
+            <w:vAlign w:val="center"/>
           </w:tcPr>
           <w:p>
             <w:pPr>
@@ -3933,6 +4156,7 @@
         <w:tc>
           <w:tcPr>
             <w:tcW w:w="1841" w:type="pct"/>
+            <w:vAlign w:val="center"/>
           </w:tcPr>
           <w:p>
             <w:pPr>
@@ -3952,6 +4176,7 @@
         <w:tc>
           <w:tcPr>
             <w:tcW w:w="1841" w:type="pct"/>
+            <w:vAlign w:val="center"/>
           </w:tcPr>
           <w:p>
             <w:pPr>
@@ -3992,6 +4217,7 @@
           <w:tcPr>
             <w:tcW w:w="205" w:type="pct"/>
             <w:shd w:val="clear" w:color="auto" w:fill="D9EAF7"/>
+            <w:vAlign w:val="center"/>
           </w:tcPr>
           <w:p>
             <w:pPr>
@@ -4011,6 +4237,7 @@
         <w:tc>
           <w:tcPr>
             <w:tcW w:w="1114" w:type="pct"/>
+            <w:vAlign w:val="center"/>
           </w:tcPr>
           <w:p>
             <w:pPr>
@@ -4037,6 +4264,7 @@
         <w:tc>
           <w:tcPr>
             <w:tcW w:w="1841" w:type="pct"/>
+            <w:vAlign w:val="center"/>
           </w:tcPr>
           <w:p>
             <w:pPr>
@@ -4056,6 +4284,7 @@
         <w:tc>
           <w:tcPr>
             <w:tcW w:w="1841" w:type="pct"/>
+            <w:vAlign w:val="center"/>
           </w:tcPr>
           <w:p>
             <w:pPr>
@@ -4110,6 +4339,7 @@
           <w:tcPr>
             <w:tcW w:w="205" w:type="pct"/>
             <w:shd w:val="clear" w:color="auto" w:fill="D9EAF7"/>
+            <w:vAlign w:val="center"/>
           </w:tcPr>
           <w:p>
             <w:pPr>
@@ -4129,6 +4359,7 @@
         <w:tc>
           <w:tcPr>
             <w:tcW w:w="1114" w:type="pct"/>
+            <w:vAlign w:val="center"/>
           </w:tcPr>
           <w:p>
             <w:pPr>
@@ -4148,6 +4379,7 @@
         <w:tc>
           <w:tcPr>
             <w:tcW w:w="1841" w:type="pct"/>
+            <w:vAlign w:val="center"/>
           </w:tcPr>
           <w:p>
             <w:pPr>
@@ -4167,6 +4399,7 @@
         <w:tc>
           <w:tcPr>
             <w:tcW w:w="1841" w:type="pct"/>
+            <w:vAlign w:val="center"/>
           </w:tcPr>
           <w:p>
             <w:pPr>
@@ -4207,6 +4440,7 @@
           <w:tcPr>
             <w:tcW w:w="205" w:type="pct"/>
             <w:shd w:val="clear" w:color="auto" w:fill="D9EAF7"/>
+            <w:vAlign w:val="center"/>
           </w:tcPr>
           <w:p>
             <w:pPr>
@@ -4226,6 +4460,7 @@
         <w:tc>
           <w:tcPr>
             <w:tcW w:w="1114" w:type="pct"/>
+            <w:vAlign w:val="center"/>
           </w:tcPr>
           <w:p>
             <w:pPr>
@@ -4245,6 +4480,7 @@
         <w:tc>
           <w:tcPr>
             <w:tcW w:w="1841" w:type="pct"/>
+            <w:vAlign w:val="center"/>
           </w:tcPr>
           <w:p>
             <w:pPr>
@@ -4278,6 +4514,7 @@
         <w:tc>
           <w:tcPr>
             <w:tcW w:w="1841" w:type="pct"/>
+            <w:vAlign w:val="center"/>
           </w:tcPr>
           <w:p>
             <w:pPr>
@@ -4304,6 +4541,7 @@
           <w:tcPr>
             <w:tcW w:w="205" w:type="pct"/>
             <w:shd w:val="clear" w:color="auto" w:fill="D9EAF7"/>
+            <w:vAlign w:val="center"/>
           </w:tcPr>
           <w:p>
             <w:pPr>
@@ -4323,6 +4561,7 @@
         <w:tc>
           <w:tcPr>
             <w:tcW w:w="1114" w:type="pct"/>
+            <w:vAlign w:val="center"/>
           </w:tcPr>
           <w:p>
             <w:pPr>
@@ -4342,6 +4581,7 @@
         <w:tc>
           <w:tcPr>
             <w:tcW w:w="1841" w:type="pct"/>
+            <w:vAlign w:val="center"/>
           </w:tcPr>
           <w:p>
             <w:pPr>
@@ -4361,6 +4601,7 @@
         <w:tc>
           <w:tcPr>
             <w:tcW w:w="1841" w:type="pct"/>
+            <w:vAlign w:val="center"/>
           </w:tcPr>
           <w:p>
             <w:pPr>
@@ -4428,6 +4669,7 @@
           <w:tcPr>
             <w:tcW w:w="205" w:type="pct"/>
             <w:shd w:val="clear" w:color="auto" w:fill="1F4E79"/>
+            <w:vAlign w:val="center"/>
           </w:tcPr>
           <w:p>
             <w:pPr>
@@ -4450,6 +4692,7 @@
           <w:tcPr>
             <w:tcW w:w="1114" w:type="pct"/>
             <w:shd w:val="clear" w:color="auto" w:fill="1F4E79"/>
+            <w:vAlign w:val="center"/>
           </w:tcPr>
           <w:p>
             <w:pPr>
@@ -4472,6 +4715,7 @@
           <w:tcPr>
             <w:tcW w:w="1841" w:type="pct"/>
             <w:shd w:val="clear" w:color="auto" w:fill="1F4E79"/>
+            <w:vAlign w:val="center"/>
           </w:tcPr>
           <w:p>
             <w:pPr>
@@ -4494,6 +4738,7 @@
           <w:tcPr>
             <w:tcW w:w="1841" w:type="pct"/>
             <w:shd w:val="clear" w:color="auto" w:fill="1F4E79"/>
+            <w:vAlign w:val="center"/>
           </w:tcPr>
           <w:p>
             <w:pPr>
@@ -4522,6 +4767,7 @@
           <w:tcPr>
             <w:tcW w:w="205" w:type="pct"/>
             <w:shd w:val="clear" w:color="auto" w:fill="D9EAF7"/>
+            <w:vAlign w:val="center"/>
           </w:tcPr>
           <w:p>
             <w:pPr>
@@ -4541,6 +4787,7 @@
         <w:tc>
           <w:tcPr>
             <w:tcW w:w="1114" w:type="pct"/>
+            <w:vAlign w:val="center"/>
           </w:tcPr>
           <w:p>
             <w:pPr>
@@ -4574,25 +4821,43 @@
         <w:tc>
           <w:tcPr>
             <w:tcW w:w="1841" w:type="pct"/>
-          </w:tcPr>
-          <w:p>
-            <w:pPr>
-              <w:rPr>
-                <w:rFonts w:ascii="Century Gothic" w:hAnsi="Century Gothic"/>
-              </w:rPr>
-            </w:pPr>
-            <w:r>
-              <w:rPr>
-                <w:rFonts w:ascii="Century Gothic" w:hAnsi="Century Gothic"/>
-                <w:sz w:val="16"/>
-              </w:rPr>
-              <w:t>Produire une table directement exploitable pour certaines lignes du reporting BCC/LBC-FT.</w:t>
+            <w:vAlign w:val="center"/>
+          </w:tcPr>
+          <w:p>
+            <w:pPr>
+              <w:rPr>
+                <w:rFonts w:ascii="Century Gothic" w:hAnsi="Century Gothic"/>
+              </w:rPr>
+            </w:pPr>
+            <w:r>
+              <w:rPr>
+                <w:rFonts w:ascii="Century Gothic" w:hAnsi="Century Gothic"/>
+                <w:sz w:val="16"/>
+              </w:rPr>
+              <w:t xml:space="preserve">Produire une table directement exploitable pour certaines lignes du </w:t>
+            </w:r>
+            <w:proofErr w:type="spellStart"/>
+            <w:r>
+              <w:rPr>
+                <w:rFonts w:ascii="Century Gothic" w:hAnsi="Century Gothic"/>
+                <w:sz w:val="16"/>
+              </w:rPr>
+              <w:t>reporting</w:t>
+            </w:r>
+            <w:proofErr w:type="spellEnd"/>
+            <w:r>
+              <w:rPr>
+                <w:rFonts w:ascii="Century Gothic" w:hAnsi="Century Gothic"/>
+                <w:sz w:val="16"/>
+              </w:rPr>
+              <w:t xml:space="preserve"> BCC/LBC-FT.</w:t>
             </w:r>
           </w:p>
         </w:tc>
         <w:tc>
           <w:tcPr>
             <w:tcW w:w="1841" w:type="pct"/>
+            <w:vAlign w:val="center"/>
           </w:tcPr>
           <w:p>
             <w:pPr>
@@ -4619,6 +4884,7 @@
           <w:tcPr>
             <w:tcW w:w="205" w:type="pct"/>
             <w:shd w:val="clear" w:color="auto" w:fill="D9EAF7"/>
+            <w:vAlign w:val="center"/>
           </w:tcPr>
           <w:p>
             <w:pPr>
@@ -4638,6 +4904,7 @@
         <w:tc>
           <w:tcPr>
             <w:tcW w:w="1114" w:type="pct"/>
+            <w:vAlign w:val="center"/>
           </w:tcPr>
           <w:p>
             <w:pPr>
@@ -4657,6 +4924,7 @@
         <w:tc>
           <w:tcPr>
             <w:tcW w:w="1841" w:type="pct"/>
+            <w:vAlign w:val="center"/>
           </w:tcPr>
           <w:p>
             <w:pPr>
@@ -4690,6 +4958,7 @@
         <w:tc>
           <w:tcPr>
             <w:tcW w:w="1841" w:type="pct"/>
+            <w:vAlign w:val="center"/>
           </w:tcPr>
           <w:p>
             <w:pPr>
@@ -4716,6 +4985,7 @@
           <w:tcPr>
             <w:tcW w:w="205" w:type="pct"/>
             <w:shd w:val="clear" w:color="auto" w:fill="D9EAF7"/>
+            <w:vAlign w:val="center"/>
           </w:tcPr>
           <w:p>
             <w:pPr>
@@ -4735,6 +5005,7 @@
         <w:tc>
           <w:tcPr>
             <w:tcW w:w="1114" w:type="pct"/>
+            <w:vAlign w:val="center"/>
           </w:tcPr>
           <w:p>
             <w:pPr>
@@ -4761,6 +5032,7 @@
         <w:tc>
           <w:tcPr>
             <w:tcW w:w="1841" w:type="pct"/>
+            <w:vAlign w:val="center"/>
           </w:tcPr>
           <w:p>
             <w:pPr>
@@ -4794,6 +5066,7 @@
         <w:tc>
           <w:tcPr>
             <w:tcW w:w="1841" w:type="pct"/>
+            <w:vAlign w:val="center"/>
           </w:tcPr>
           <w:p>
             <w:pPr>
@@ -4834,6 +5107,7 @@
           <w:tcPr>
             <w:tcW w:w="205" w:type="pct"/>
             <w:shd w:val="clear" w:color="auto" w:fill="D9EAF7"/>
+            <w:vAlign w:val="center"/>
           </w:tcPr>
           <w:p>
             <w:pPr>
@@ -4853,6 +5127,7 @@
         <w:tc>
           <w:tcPr>
             <w:tcW w:w="1114" w:type="pct"/>
+            <w:vAlign w:val="center"/>
           </w:tcPr>
           <w:p>
             <w:pPr>
@@ -4872,6 +5147,7 @@
         <w:tc>
           <w:tcPr>
             <w:tcW w:w="1841" w:type="pct"/>
+            <w:vAlign w:val="center"/>
           </w:tcPr>
           <w:p>
             <w:pPr>
@@ -4891,6 +5167,7 @@
         <w:tc>
           <w:tcPr>
             <w:tcW w:w="1841" w:type="pct"/>
+            <w:vAlign w:val="center"/>
           </w:tcPr>
           <w:p>
             <w:pPr>
@@ -4917,6 +5194,7 @@
           <w:tcPr>
             <w:tcW w:w="205" w:type="pct"/>
             <w:shd w:val="clear" w:color="auto" w:fill="D9EAF7"/>
+            <w:vAlign w:val="center"/>
           </w:tcPr>
           <w:p>
             <w:pPr>
@@ -4936,6 +5214,7 @@
         <w:tc>
           <w:tcPr>
             <w:tcW w:w="1114" w:type="pct"/>
+            <w:vAlign w:val="center"/>
           </w:tcPr>
           <w:p>
             <w:pPr>
@@ -4955,6 +5234,7 @@
         <w:tc>
           <w:tcPr>
             <w:tcW w:w="1841" w:type="pct"/>
+            <w:vAlign w:val="center"/>
           </w:tcPr>
           <w:p>
             <w:pPr>
@@ -4974,6 +5254,7 @@
         <w:tc>
           <w:tcPr>
             <w:tcW w:w="1841" w:type="pct"/>
+            <w:vAlign w:val="center"/>
           </w:tcPr>
           <w:p>
             <w:pPr>
@@ -5000,6 +5281,7 @@
           <w:tcPr>
             <w:tcW w:w="205" w:type="pct"/>
             <w:shd w:val="clear" w:color="auto" w:fill="D9EAF7"/>
+            <w:vAlign w:val="center"/>
           </w:tcPr>
           <w:p>
             <w:pPr>
@@ -5019,6 +5301,7 @@
         <w:tc>
           <w:tcPr>
             <w:tcW w:w="1114" w:type="pct"/>
+            <w:vAlign w:val="center"/>
           </w:tcPr>
           <w:p>
             <w:pPr>
@@ -5038,6 +5321,7 @@
         <w:tc>
           <w:tcPr>
             <w:tcW w:w="1841" w:type="pct"/>
+            <w:vAlign w:val="center"/>
           </w:tcPr>
           <w:p>
             <w:pPr>
@@ -5057,6 +5341,7 @@
         <w:tc>
           <w:tcPr>
             <w:tcW w:w="1841" w:type="pct"/>
+            <w:vAlign w:val="center"/>
           </w:tcPr>
           <w:p>
             <w:pPr>
@@ -5083,7 +5368,25 @@
                 <w:rFonts w:ascii="Century Gothic" w:hAnsi="Century Gothic"/>
                 <w:sz w:val="16"/>
               </w:rPr>
-              <w:t xml:space="preserve"> les dossiers a examiner en </w:t>
+              <w:t xml:space="preserve"> les dossiers </w:t>
+            </w:r>
+            <w:proofErr w:type="spellStart"/>
+            <w:proofErr w:type="gramStart"/>
+            <w:r>
+              <w:rPr>
+                <w:rFonts w:ascii="Century Gothic" w:hAnsi="Century Gothic"/>
+                <w:sz w:val="16"/>
+              </w:rPr>
+              <w:t>a</w:t>
+            </w:r>
+            <w:proofErr w:type="spellEnd"/>
+            <w:proofErr w:type="gramEnd"/>
+            <w:r>
+              <w:rPr>
+                <w:rFonts w:ascii="Century Gothic" w:hAnsi="Century Gothic"/>
+                <w:sz w:val="16"/>
+              </w:rPr>
+              <w:t xml:space="preserve"> examiner en </w:t>
             </w:r>
             <w:r>
               <w:rPr>
@@ -5111,6 +5414,7 @@
           <w:tcPr>
             <w:tcW w:w="205" w:type="pct"/>
             <w:shd w:val="clear" w:color="auto" w:fill="D9EAF7"/>
+            <w:vAlign w:val="center"/>
           </w:tcPr>
           <w:p>
             <w:pPr>
@@ -5130,6 +5434,7 @@
         <w:tc>
           <w:tcPr>
             <w:tcW w:w="1114" w:type="pct"/>
+            <w:vAlign w:val="center"/>
           </w:tcPr>
           <w:p>
             <w:pPr>
@@ -5163,6 +5468,7 @@
         <w:tc>
           <w:tcPr>
             <w:tcW w:w="1841" w:type="pct"/>
+            <w:vAlign w:val="center"/>
           </w:tcPr>
           <w:p>
             <w:pPr>
@@ -5196,6 +5502,7 @@
         <w:tc>
           <w:tcPr>
             <w:tcW w:w="1841" w:type="pct"/>
+            <w:vAlign w:val="center"/>
           </w:tcPr>
           <w:p>
             <w:pPr>
@@ -5222,6 +5529,7 @@
           <w:tcPr>
             <w:tcW w:w="205" w:type="pct"/>
             <w:shd w:val="clear" w:color="auto" w:fill="D9EAF7"/>
+            <w:vAlign w:val="center"/>
           </w:tcPr>
           <w:p>
             <w:pPr>
@@ -5242,6 +5550,7 @@
         <w:tc>
           <w:tcPr>
             <w:tcW w:w="1114" w:type="pct"/>
+            <w:vAlign w:val="center"/>
           </w:tcPr>
           <w:p>
             <w:pPr>
@@ -5268,6 +5577,7 @@
         <w:tc>
           <w:tcPr>
             <w:tcW w:w="1841" w:type="pct"/>
+            <w:vAlign w:val="center"/>
           </w:tcPr>
           <w:p>
             <w:pPr>
@@ -5301,6 +5611,7 @@
         <w:tc>
           <w:tcPr>
             <w:tcW w:w="1841" w:type="pct"/>
+            <w:vAlign w:val="center"/>
           </w:tcPr>
           <w:p>
             <w:pPr>
@@ -5327,6 +5638,7 @@
           <w:tcPr>
             <w:tcW w:w="205" w:type="pct"/>
             <w:shd w:val="clear" w:color="auto" w:fill="D9EAF7"/>
+            <w:vAlign w:val="center"/>
           </w:tcPr>
           <w:p>
             <w:pPr>
@@ -5346,6 +5658,7 @@
         <w:tc>
           <w:tcPr>
             <w:tcW w:w="1114" w:type="pct"/>
+            <w:vAlign w:val="center"/>
           </w:tcPr>
           <w:p>
             <w:pPr>
@@ -5365,6 +5678,7 @@
         <w:tc>
           <w:tcPr>
             <w:tcW w:w="1841" w:type="pct"/>
+            <w:vAlign w:val="center"/>
           </w:tcPr>
           <w:p>
             <w:pPr>
@@ -5391,6 +5705,7 @@
         <w:tc>
           <w:tcPr>
             <w:tcW w:w="1841" w:type="pct"/>
+            <w:vAlign w:val="center"/>
           </w:tcPr>
           <w:p>
             <w:pPr>
@@ -5417,6 +5732,7 @@
           <w:tcPr>
             <w:tcW w:w="205" w:type="pct"/>
             <w:shd w:val="clear" w:color="auto" w:fill="D9EAF7"/>
+            <w:vAlign w:val="center"/>
           </w:tcPr>
           <w:p>
             <w:pPr>
@@ -5436,6 +5752,7 @@
         <w:tc>
           <w:tcPr>
             <w:tcW w:w="1114" w:type="pct"/>
+            <w:vAlign w:val="center"/>
           </w:tcPr>
           <w:p>
             <w:pPr>
@@ -5476,6 +5793,7 @@
         <w:tc>
           <w:tcPr>
             <w:tcW w:w="1841" w:type="pct"/>
+            <w:vAlign w:val="center"/>
           </w:tcPr>
           <w:p>
             <w:pPr>
@@ -5495,19 +5813,36 @@
         <w:tc>
           <w:tcPr>
             <w:tcW w:w="1841" w:type="pct"/>
-          </w:tcPr>
-          <w:p>
-            <w:pPr>
-              <w:rPr>
-                <w:rFonts w:ascii="Century Gothic" w:hAnsi="Century Gothic"/>
-              </w:rPr>
-            </w:pPr>
-            <w:r>
-              <w:rPr>
-                <w:rFonts w:ascii="Century Gothic" w:hAnsi="Century Gothic"/>
-                <w:sz w:val="16"/>
-              </w:rPr>
-              <w:t xml:space="preserve">Aide au reporting mobile </w:t>
+            <w:vAlign w:val="center"/>
+          </w:tcPr>
+          <w:p>
+            <w:pPr>
+              <w:rPr>
+                <w:rFonts w:ascii="Century Gothic" w:hAnsi="Century Gothic"/>
+              </w:rPr>
+            </w:pPr>
+            <w:r>
+              <w:rPr>
+                <w:rFonts w:ascii="Century Gothic" w:hAnsi="Century Gothic"/>
+                <w:sz w:val="16"/>
+              </w:rPr>
+              <w:t xml:space="preserve">Aide au </w:t>
+            </w:r>
+            <w:proofErr w:type="spellStart"/>
+            <w:r>
+              <w:rPr>
+                <w:rFonts w:ascii="Century Gothic" w:hAnsi="Century Gothic"/>
+                <w:sz w:val="16"/>
+              </w:rPr>
+              <w:t>reporting</w:t>
+            </w:r>
+            <w:proofErr w:type="spellEnd"/>
+            <w:r>
+              <w:rPr>
+                <w:rFonts w:ascii="Century Gothic" w:hAnsi="Century Gothic"/>
+                <w:sz w:val="16"/>
+              </w:rPr>
+              <w:t xml:space="preserve"> mobile </w:t>
             </w:r>
             <w:r>
               <w:rPr>
@@ -5535,6 +5870,7 @@
           <w:tcPr>
             <w:tcW w:w="205" w:type="pct"/>
             <w:shd w:val="clear" w:color="auto" w:fill="D9EAF7"/>
+            <w:vAlign w:val="center"/>
           </w:tcPr>
           <w:p>
             <w:pPr>
@@ -5554,6 +5890,7 @@
         <w:tc>
           <w:tcPr>
             <w:tcW w:w="1114" w:type="pct"/>
+            <w:vAlign w:val="center"/>
           </w:tcPr>
           <w:p>
             <w:pPr>
@@ -5573,6 +5910,7 @@
         <w:tc>
           <w:tcPr>
             <w:tcW w:w="1841" w:type="pct"/>
+            <w:vAlign w:val="center"/>
           </w:tcPr>
           <w:p>
             <w:pPr>
@@ -5620,6 +5958,7 @@
         <w:tc>
           <w:tcPr>
             <w:tcW w:w="1841" w:type="pct"/>
+            <w:vAlign w:val="center"/>
           </w:tcPr>
           <w:p>
             <w:pPr>
@@ -5646,7 +5985,23 @@
                 <w:rFonts w:ascii="Century Gothic" w:hAnsi="Century Gothic"/>
                 <w:sz w:val="16"/>
               </w:rPr>
-              <w:t xml:space="preserve"> le reporting BCC/LBC-FT au-delà des mouvements financiers.</w:t>
+              <w:t xml:space="preserve"> le </w:t>
+            </w:r>
+            <w:proofErr w:type="spellStart"/>
+            <w:r>
+              <w:rPr>
+                <w:rFonts w:ascii="Century Gothic" w:hAnsi="Century Gothic"/>
+                <w:sz w:val="16"/>
+              </w:rPr>
+              <w:t>reporting</w:t>
+            </w:r>
+            <w:proofErr w:type="spellEnd"/>
+            <w:r>
+              <w:rPr>
+                <w:rFonts w:ascii="Century Gothic" w:hAnsi="Century Gothic"/>
+                <w:sz w:val="16"/>
+              </w:rPr>
+              <w:t xml:space="preserve"> BCC/LBC-FT au-delà des mouvements financiers.</w:t>
             </w:r>
           </w:p>
         </w:tc>
@@ -5694,6 +6049,7 @@
           <w:tcPr>
             <w:tcW w:w="205" w:type="pct"/>
             <w:shd w:val="clear" w:color="auto" w:fill="1F4E79"/>
+            <w:vAlign w:val="center"/>
           </w:tcPr>
           <w:p>
             <w:pPr>
@@ -5716,6 +6072,7 @@
           <w:tcPr>
             <w:tcW w:w="1114" w:type="pct"/>
             <w:shd w:val="clear" w:color="auto" w:fill="1F4E79"/>
+            <w:vAlign w:val="center"/>
           </w:tcPr>
           <w:p>
             <w:pPr>
@@ -5738,6 +6095,7 @@
           <w:tcPr>
             <w:tcW w:w="1841" w:type="pct"/>
             <w:shd w:val="clear" w:color="auto" w:fill="1F4E79"/>
+            <w:vAlign w:val="center"/>
           </w:tcPr>
           <w:p>
             <w:pPr>
@@ -5760,6 +6118,7 @@
           <w:tcPr>
             <w:tcW w:w="1841" w:type="pct"/>
             <w:shd w:val="clear" w:color="auto" w:fill="1F4E79"/>
+            <w:vAlign w:val="center"/>
           </w:tcPr>
           <w:p>
             <w:pPr>
@@ -5788,6 +6147,7 @@
           <w:tcPr>
             <w:tcW w:w="205" w:type="pct"/>
             <w:shd w:val="clear" w:color="auto" w:fill="D9EAF7"/>
+            <w:vAlign w:val="center"/>
           </w:tcPr>
           <w:p>
             <w:pPr>
@@ -5807,6 +6167,7 @@
         <w:tc>
           <w:tcPr>
             <w:tcW w:w="1114" w:type="pct"/>
+            <w:vAlign w:val="center"/>
           </w:tcPr>
           <w:p>
             <w:pPr>
@@ -5826,6 +6187,7 @@
         <w:tc>
           <w:tcPr>
             <w:tcW w:w="1841" w:type="pct"/>
+            <w:vAlign w:val="center"/>
           </w:tcPr>
           <w:p>
             <w:pPr>
@@ -5845,6 +6207,7 @@
         <w:tc>
           <w:tcPr>
             <w:tcW w:w="1841" w:type="pct"/>
+            <w:vAlign w:val="center"/>
           </w:tcPr>
           <w:p>
             <w:pPr>
@@ -5913,7 +6276,23 @@
                 <w:rFonts w:ascii="Century Gothic" w:hAnsi="Century Gothic"/>
                 <w:sz w:val="16"/>
               </w:rPr>
-              <w:t xml:space="preserve"> ou </w:t>
+              <w:t xml:space="preserve"> </w:t>
+            </w:r>
+            <w:proofErr w:type="gramStart"/>
+            <w:r>
+              <w:rPr>
+                <w:rFonts w:ascii="Century Gothic" w:hAnsi="Century Gothic"/>
+                <w:sz w:val="16"/>
+              </w:rPr>
+              <w:t>ou</w:t>
+            </w:r>
+            <w:proofErr w:type="gramEnd"/>
+            <w:r>
+              <w:rPr>
+                <w:rFonts w:ascii="Century Gothic" w:hAnsi="Century Gothic"/>
+                <w:sz w:val="16"/>
+              </w:rPr>
+              <w:t xml:space="preserve"> </w:t>
             </w:r>
             <w:r>
               <w:rPr>
@@ -5969,6 +6348,7 @@
           <w:tcPr>
             <w:tcW w:w="205" w:type="pct"/>
             <w:shd w:val="clear" w:color="auto" w:fill="D9EAF7"/>
+            <w:vAlign w:val="center"/>
           </w:tcPr>
           <w:p>
             <w:pPr>
@@ -5988,6 +6368,7 @@
         <w:tc>
           <w:tcPr>
             <w:tcW w:w="1114" w:type="pct"/>
+            <w:vAlign w:val="center"/>
           </w:tcPr>
           <w:p>
             <w:pPr>
@@ -6007,6 +6388,7 @@
         <w:tc>
           <w:tcPr>
             <w:tcW w:w="1841" w:type="pct"/>
+            <w:vAlign w:val="center"/>
           </w:tcPr>
           <w:p>
             <w:pPr>
@@ -6033,6 +6415,7 @@
         <w:tc>
           <w:tcPr>
             <w:tcW w:w="1841" w:type="pct"/>
+            <w:vAlign w:val="center"/>
           </w:tcPr>
           <w:p>
             <w:pPr>
@@ -6059,6 +6442,7 @@
           <w:tcPr>
             <w:tcW w:w="205" w:type="pct"/>
             <w:shd w:val="clear" w:color="auto" w:fill="D9EAF7"/>
+            <w:vAlign w:val="center"/>
           </w:tcPr>
           <w:p>
             <w:pPr>
@@ -6078,6 +6462,7 @@
         <w:tc>
           <w:tcPr>
             <w:tcW w:w="1114" w:type="pct"/>
+            <w:vAlign w:val="center"/>
           </w:tcPr>
           <w:p>
             <w:pPr>
@@ -6097,6 +6482,7 @@
         <w:tc>
           <w:tcPr>
             <w:tcW w:w="1841" w:type="pct"/>
+            <w:vAlign w:val="center"/>
           </w:tcPr>
           <w:p>
             <w:pPr>
@@ -6116,6 +6502,7 @@
         <w:tc>
           <w:tcPr>
             <w:tcW w:w="1841" w:type="pct"/>
+            <w:vAlign w:val="center"/>
           </w:tcPr>
           <w:p>
             <w:pPr>
@@ -6142,6 +6529,7 @@
           <w:tcPr>
             <w:tcW w:w="205" w:type="pct"/>
             <w:shd w:val="clear" w:color="auto" w:fill="D9EAF7"/>
+            <w:vAlign w:val="center"/>
           </w:tcPr>
           <w:p>
             <w:pPr>
@@ -6161,6 +6549,7 @@
         <w:tc>
           <w:tcPr>
             <w:tcW w:w="1114" w:type="pct"/>
+            <w:vAlign w:val="center"/>
           </w:tcPr>
           <w:p>
             <w:pPr>
@@ -6187,6 +6576,7 @@
         <w:tc>
           <w:tcPr>
             <w:tcW w:w="1841" w:type="pct"/>
+            <w:vAlign w:val="center"/>
           </w:tcPr>
           <w:p>
             <w:pPr>
@@ -6206,6 +6596,7 @@
         <w:tc>
           <w:tcPr>
             <w:tcW w:w="1841" w:type="pct"/>
+            <w:vAlign w:val="center"/>
           </w:tcPr>
           <w:p>
             <w:pPr>
@@ -6260,6 +6651,7 @@
           <w:tcPr>
             <w:tcW w:w="205" w:type="pct"/>
             <w:shd w:val="clear" w:color="auto" w:fill="D9EAF7"/>
+            <w:vAlign w:val="center"/>
           </w:tcPr>
           <w:p>
             <w:pPr>
@@ -6279,6 +6671,7 @@
         <w:tc>
           <w:tcPr>
             <w:tcW w:w="1114" w:type="pct"/>
+            <w:vAlign w:val="center"/>
           </w:tcPr>
           <w:p>
             <w:pPr>
@@ -6298,6 +6691,7 @@
         <w:tc>
           <w:tcPr>
             <w:tcW w:w="1841" w:type="pct"/>
+            <w:vAlign w:val="center"/>
           </w:tcPr>
           <w:p>
             <w:pPr>
@@ -6317,6 +6711,7 @@
         <w:tc>
           <w:tcPr>
             <w:tcW w:w="1841" w:type="pct"/>
+            <w:vAlign w:val="center"/>
           </w:tcPr>
           <w:p>
             <w:pPr>
@@ -6385,6 +6780,7 @@
           <w:tcPr>
             <w:tcW w:w="205" w:type="pct"/>
             <w:shd w:val="clear" w:color="auto" w:fill="D9EAF7"/>
+            <w:vAlign w:val="center"/>
           </w:tcPr>
           <w:p>
             <w:pPr>
@@ -6404,6 +6800,7 @@
         <w:tc>
           <w:tcPr>
             <w:tcW w:w="1114" w:type="pct"/>
+            <w:vAlign w:val="center"/>
           </w:tcPr>
           <w:p>
             <w:pPr>
@@ -6430,6 +6827,7 @@
         <w:tc>
           <w:tcPr>
             <w:tcW w:w="1841" w:type="pct"/>
+            <w:vAlign w:val="center"/>
           </w:tcPr>
           <w:p>
             <w:pPr>
@@ -6449,6 +6847,7 @@
         <w:tc>
           <w:tcPr>
             <w:tcW w:w="1841" w:type="pct"/>
+            <w:vAlign w:val="center"/>
           </w:tcPr>
           <w:p>
             <w:pPr>
@@ -6489,6 +6888,7 @@
           <w:tcPr>
             <w:tcW w:w="205" w:type="pct"/>
             <w:shd w:val="clear" w:color="auto" w:fill="D9EAF7"/>
+            <w:vAlign w:val="center"/>
           </w:tcPr>
           <w:p>
             <w:pPr>
@@ -6508,25 +6908,43 @@
         <w:tc>
           <w:tcPr>
             <w:tcW w:w="1114" w:type="pct"/>
-          </w:tcPr>
-          <w:p>
-            <w:pPr>
-              <w:rPr>
-                <w:rFonts w:ascii="Century Gothic" w:hAnsi="Century Gothic"/>
-              </w:rPr>
-            </w:pPr>
-            <w:r>
-              <w:rPr>
-                <w:rFonts w:ascii="Century Gothic" w:hAnsi="Century Gothic"/>
-                <w:sz w:val="16"/>
-              </w:rPr>
-              <w:t>Mouvements avec montant nul, négatif ou superieur au seuil de revue</w:t>
+            <w:vAlign w:val="center"/>
+          </w:tcPr>
+          <w:p>
+            <w:pPr>
+              <w:rPr>
+                <w:rFonts w:ascii="Century Gothic" w:hAnsi="Century Gothic"/>
+              </w:rPr>
+            </w:pPr>
+            <w:r>
+              <w:rPr>
+                <w:rFonts w:ascii="Century Gothic" w:hAnsi="Century Gothic"/>
+                <w:sz w:val="16"/>
+              </w:rPr>
+              <w:t xml:space="preserve">Mouvements avec montant nul, négatif ou </w:t>
+            </w:r>
+            <w:proofErr w:type="spellStart"/>
+            <w:r>
+              <w:rPr>
+                <w:rFonts w:ascii="Century Gothic" w:hAnsi="Century Gothic"/>
+                <w:sz w:val="16"/>
+              </w:rPr>
+              <w:t>superieur</w:t>
+            </w:r>
+            <w:proofErr w:type="spellEnd"/>
+            <w:r>
+              <w:rPr>
+                <w:rFonts w:ascii="Century Gothic" w:hAnsi="Century Gothic"/>
+                <w:sz w:val="16"/>
+              </w:rPr>
+              <w:t xml:space="preserve"> au seuil de revue</w:t>
             </w:r>
           </w:p>
         </w:tc>
         <w:tc>
           <w:tcPr>
             <w:tcW w:w="1841" w:type="pct"/>
+            <w:vAlign w:val="center"/>
           </w:tcPr>
           <w:p>
             <w:pPr>
@@ -6574,6 +6992,7 @@
         <w:tc>
           <w:tcPr>
             <w:tcW w:w="1841" w:type="pct"/>
+            <w:vAlign w:val="center"/>
           </w:tcPr>
           <w:p>
             <w:pPr>
@@ -6600,6 +7019,7 @@
           <w:tcPr>
             <w:tcW w:w="205" w:type="pct"/>
             <w:shd w:val="clear" w:color="auto" w:fill="D9EAF7"/>
+            <w:vAlign w:val="center"/>
           </w:tcPr>
           <w:p>
             <w:pPr>
@@ -6619,6 +7039,7 @@
         <w:tc>
           <w:tcPr>
             <w:tcW w:w="1114" w:type="pct"/>
+            <w:vAlign w:val="center"/>
           </w:tcPr>
           <w:p>
             <w:pPr>
@@ -6638,6 +7059,7 @@
         <w:tc>
           <w:tcPr>
             <w:tcW w:w="1841" w:type="pct"/>
+            <w:vAlign w:val="center"/>
           </w:tcPr>
           <w:p>
             <w:pPr>
@@ -6657,6 +7079,7 @@
         <w:tc>
           <w:tcPr>
             <w:tcW w:w="1841" w:type="pct"/>
+            <w:vAlign w:val="center"/>
           </w:tcPr>
           <w:p>
             <w:pPr>
@@ -6683,6 +7106,7 @@
           <w:tcPr>
             <w:tcW w:w="205" w:type="pct"/>
             <w:shd w:val="clear" w:color="auto" w:fill="D9EAF7"/>
+            <w:vAlign w:val="center"/>
           </w:tcPr>
           <w:p>
             <w:pPr>
@@ -6702,6 +7126,7 @@
         <w:tc>
           <w:tcPr>
             <w:tcW w:w="1114" w:type="pct"/>
+            <w:vAlign w:val="center"/>
           </w:tcPr>
           <w:p>
             <w:pPr>
@@ -6721,6 +7146,7 @@
         <w:tc>
           <w:tcPr>
             <w:tcW w:w="1841" w:type="pct"/>
+            <w:vAlign w:val="center"/>
           </w:tcPr>
           <w:p>
             <w:pPr>
@@ -6754,6 +7180,7 @@
         <w:tc>
           <w:tcPr>
             <w:tcW w:w="1841" w:type="pct"/>
+            <w:vAlign w:val="center"/>
           </w:tcPr>
           <w:p>
             <w:pPr>
@@ -6780,6 +7207,7 @@
           <w:tcPr>
             <w:tcW w:w="205" w:type="pct"/>
             <w:shd w:val="clear" w:color="auto" w:fill="D9EAF7"/>
+            <w:vAlign w:val="center"/>
           </w:tcPr>
           <w:p>
             <w:pPr>
@@ -6799,6 +7227,7 @@
         <w:tc>
           <w:tcPr>
             <w:tcW w:w="1114" w:type="pct"/>
+            <w:vAlign w:val="center"/>
           </w:tcPr>
           <w:p>
             <w:pPr>
@@ -6818,6 +7247,7 @@
         <w:tc>
           <w:tcPr>
             <w:tcW w:w="1841" w:type="pct"/>
+            <w:vAlign w:val="center"/>
           </w:tcPr>
           <w:p>
             <w:pPr>
@@ -6837,6 +7267,7 @@
         <w:tc>
           <w:tcPr>
             <w:tcW w:w="1841" w:type="pct"/>
+            <w:vAlign w:val="center"/>
           </w:tcPr>
           <w:p>
             <w:pPr>
@@ -6919,6 +7350,7 @@
           <w:tcPr>
             <w:tcW w:w="205" w:type="pct"/>
             <w:shd w:val="clear" w:color="auto" w:fill="1F4E79"/>
+            <w:vAlign w:val="center"/>
           </w:tcPr>
           <w:p>
             <w:pPr>
@@ -6941,6 +7373,7 @@
           <w:tcPr>
             <w:tcW w:w="1114" w:type="pct"/>
             <w:shd w:val="clear" w:color="auto" w:fill="1F4E79"/>
+            <w:vAlign w:val="center"/>
           </w:tcPr>
           <w:p>
             <w:pPr>
@@ -6963,6 +7396,7 @@
           <w:tcPr>
             <w:tcW w:w="1841" w:type="pct"/>
             <w:shd w:val="clear" w:color="auto" w:fill="1F4E79"/>
+            <w:vAlign w:val="center"/>
           </w:tcPr>
           <w:p>
             <w:pPr>
@@ -6985,6 +7419,7 @@
           <w:tcPr>
             <w:tcW w:w="1841" w:type="pct"/>
             <w:shd w:val="clear" w:color="auto" w:fill="1F4E79"/>
+            <w:vAlign w:val="center"/>
           </w:tcPr>
           <w:p>
             <w:pPr>
@@ -7013,6 +7448,7 @@
           <w:tcPr>
             <w:tcW w:w="205" w:type="pct"/>
             <w:shd w:val="clear" w:color="auto" w:fill="D9EAF7"/>
+            <w:vAlign w:val="center"/>
           </w:tcPr>
           <w:p>
             <w:pPr>
@@ -7032,6 +7468,7 @@
         <w:tc>
           <w:tcPr>
             <w:tcW w:w="1114" w:type="pct"/>
+            <w:vAlign w:val="center"/>
           </w:tcPr>
           <w:p>
             <w:pPr>
@@ -7051,6 +7488,7 @@
         <w:tc>
           <w:tcPr>
             <w:tcW w:w="1841" w:type="pct"/>
+            <w:vAlign w:val="center"/>
           </w:tcPr>
           <w:p>
             <w:pPr>
@@ -7084,6 +7522,7 @@
         <w:tc>
           <w:tcPr>
             <w:tcW w:w="1841" w:type="pct"/>
+            <w:vAlign w:val="center"/>
           </w:tcPr>
           <w:p>
             <w:pPr>
@@ -7110,6 +7549,7 @@
           <w:tcPr>
             <w:tcW w:w="205" w:type="pct"/>
             <w:shd w:val="clear" w:color="auto" w:fill="D9EAF7"/>
+            <w:vAlign w:val="center"/>
           </w:tcPr>
           <w:p>
             <w:pPr>
@@ -7129,6 +7569,7 @@
         <w:tc>
           <w:tcPr>
             <w:tcW w:w="1114" w:type="pct"/>
+            <w:vAlign w:val="center"/>
           </w:tcPr>
           <w:p>
             <w:pPr>
@@ -7148,6 +7589,7 @@
         <w:tc>
           <w:tcPr>
             <w:tcW w:w="1841" w:type="pct"/>
+            <w:vAlign w:val="center"/>
           </w:tcPr>
           <w:p>
             <w:pPr>
@@ -7167,19 +7609,36 @@
         <w:tc>
           <w:tcPr>
             <w:tcW w:w="1841" w:type="pct"/>
-          </w:tcPr>
-          <w:p>
-            <w:pPr>
-              <w:rPr>
-                <w:rFonts w:ascii="Century Gothic" w:hAnsi="Century Gothic"/>
-              </w:rPr>
-            </w:pPr>
-            <w:r>
-              <w:rPr>
-                <w:rFonts w:ascii="Century Gothic" w:hAnsi="Century Gothic"/>
-                <w:sz w:val="16"/>
-              </w:rPr>
-              <w:t>Un prêt incomplet expose à des limites de suivi, de recouvrement ou de reporting.</w:t>
+            <w:vAlign w:val="center"/>
+          </w:tcPr>
+          <w:p>
+            <w:pPr>
+              <w:rPr>
+                <w:rFonts w:ascii="Century Gothic" w:hAnsi="Century Gothic"/>
+              </w:rPr>
+            </w:pPr>
+            <w:r>
+              <w:rPr>
+                <w:rFonts w:ascii="Century Gothic" w:hAnsi="Century Gothic"/>
+                <w:sz w:val="16"/>
+              </w:rPr>
+              <w:t xml:space="preserve">Un prêt incomplet expose à des limites de suivi, de recouvrement ou de </w:t>
+            </w:r>
+            <w:proofErr w:type="spellStart"/>
+            <w:r>
+              <w:rPr>
+                <w:rFonts w:ascii="Century Gothic" w:hAnsi="Century Gothic"/>
+                <w:sz w:val="16"/>
+              </w:rPr>
+              <w:t>reporting</w:t>
+            </w:r>
+            <w:proofErr w:type="spellEnd"/>
+            <w:r>
+              <w:rPr>
+                <w:rFonts w:ascii="Century Gothic" w:hAnsi="Century Gothic"/>
+                <w:sz w:val="16"/>
+              </w:rPr>
+              <w:t>.</w:t>
             </w:r>
           </w:p>
         </w:tc>
@@ -7193,6 +7652,7 @@
           <w:tcPr>
             <w:tcW w:w="205" w:type="pct"/>
             <w:shd w:val="clear" w:color="auto" w:fill="D9EAF7"/>
+            <w:vAlign w:val="center"/>
           </w:tcPr>
           <w:p>
             <w:pPr>
@@ -7212,6 +7672,7 @@
         <w:tc>
           <w:tcPr>
             <w:tcW w:w="1114" w:type="pct"/>
+            <w:vAlign w:val="center"/>
           </w:tcPr>
           <w:p>
             <w:pPr>
@@ -7266,6 +7727,7 @@
         <w:tc>
           <w:tcPr>
             <w:tcW w:w="1841" w:type="pct"/>
+            <w:vAlign w:val="center"/>
           </w:tcPr>
           <w:p>
             <w:pPr>
@@ -7299,6 +7761,7 @@
         <w:tc>
           <w:tcPr>
             <w:tcW w:w="1841" w:type="pct"/>
+            <w:vAlign w:val="center"/>
           </w:tcPr>
           <w:p>
             <w:pPr>
@@ -7339,6 +7802,7 @@
           <w:tcPr>
             <w:tcW w:w="205" w:type="pct"/>
             <w:shd w:val="clear" w:color="auto" w:fill="D9EAF7"/>
+            <w:vAlign w:val="center"/>
           </w:tcPr>
           <w:p>
             <w:pPr>
@@ -7358,6 +7822,7 @@
         <w:tc>
           <w:tcPr>
             <w:tcW w:w="1114" w:type="pct"/>
+            <w:vAlign w:val="center"/>
           </w:tcPr>
           <w:p>
             <w:pPr>
@@ -7377,6 +7842,7 @@
         <w:tc>
           <w:tcPr>
             <w:tcW w:w="1841" w:type="pct"/>
+            <w:vAlign w:val="center"/>
           </w:tcPr>
           <w:p>
             <w:pPr>
@@ -7396,6 +7862,7 @@
         <w:tc>
           <w:tcPr>
             <w:tcW w:w="1841" w:type="pct"/>
+            <w:vAlign w:val="center"/>
           </w:tcPr>
           <w:p>
             <w:pPr>
@@ -7450,6 +7917,7 @@
           <w:tcPr>
             <w:tcW w:w="205" w:type="pct"/>
             <w:shd w:val="clear" w:color="auto" w:fill="D9EAF7"/>
+            <w:vAlign w:val="center"/>
           </w:tcPr>
           <w:p>
             <w:pPr>
@@ -7469,6 +7937,7 @@
         <w:tc>
           <w:tcPr>
             <w:tcW w:w="1114" w:type="pct"/>
+            <w:vAlign w:val="center"/>
           </w:tcPr>
           <w:p>
             <w:pPr>
@@ -7495,6 +7964,7 @@
         <w:tc>
           <w:tcPr>
             <w:tcW w:w="1841" w:type="pct"/>
+            <w:vAlign w:val="center"/>
           </w:tcPr>
           <w:p>
             <w:pPr>
@@ -7528,6 +7998,7 @@
         <w:tc>
           <w:tcPr>
             <w:tcW w:w="1841" w:type="pct"/>
+            <w:vAlign w:val="center"/>
           </w:tcPr>
           <w:p>
             <w:pPr>
@@ -7554,6 +8025,7 @@
           <w:tcPr>
             <w:tcW w:w="205" w:type="pct"/>
             <w:shd w:val="clear" w:color="auto" w:fill="D9EAF7"/>
+            <w:vAlign w:val="center"/>
           </w:tcPr>
           <w:p>
             <w:pPr>
@@ -7573,6 +8045,7 @@
         <w:tc>
           <w:tcPr>
             <w:tcW w:w="1114" w:type="pct"/>
+            <w:vAlign w:val="center"/>
           </w:tcPr>
           <w:p>
             <w:pPr>
@@ -7592,6 +8065,7 @@
         <w:tc>
           <w:tcPr>
             <w:tcW w:w="1841" w:type="pct"/>
+            <w:vAlign w:val="center"/>
           </w:tcPr>
           <w:p>
             <w:pPr>
@@ -7611,6 +8085,7 @@
         <w:tc>
           <w:tcPr>
             <w:tcW w:w="1841" w:type="pct"/>
+            <w:vAlign w:val="center"/>
           </w:tcPr>
           <w:p>
             <w:pPr>
@@ -7651,6 +8126,7 @@
           <w:tcPr>
             <w:tcW w:w="205" w:type="pct"/>
             <w:shd w:val="clear" w:color="auto" w:fill="D9EAF7"/>
+            <w:vAlign w:val="center"/>
           </w:tcPr>
           <w:p>
             <w:pPr>
@@ -7670,6 +8146,7 @@
         <w:tc>
           <w:tcPr>
             <w:tcW w:w="1114" w:type="pct"/>
+            <w:vAlign w:val="center"/>
           </w:tcPr>
           <w:p>
             <w:pPr>
@@ -7689,6 +8166,7 @@
         <w:tc>
           <w:tcPr>
             <w:tcW w:w="1841" w:type="pct"/>
+            <w:vAlign w:val="center"/>
           </w:tcPr>
           <w:p>
             <w:pPr>
@@ -7708,6 +8186,7 @@
         <w:tc>
           <w:tcPr>
             <w:tcW w:w="1841" w:type="pct"/>
+            <w:vAlign w:val="center"/>
           </w:tcPr>
           <w:p>
             <w:pPr>
@@ -7734,6 +8213,7 @@
           <w:tcPr>
             <w:tcW w:w="205" w:type="pct"/>
             <w:shd w:val="clear" w:color="auto" w:fill="D9EAF7"/>
+            <w:vAlign w:val="center"/>
           </w:tcPr>
           <w:p>
             <w:pPr>
@@ -7753,6 +8233,7 @@
         <w:tc>
           <w:tcPr>
             <w:tcW w:w="1114" w:type="pct"/>
+            <w:vAlign w:val="center"/>
           </w:tcPr>
           <w:p>
             <w:pPr>
@@ -7772,6 +8253,7 @@
         <w:tc>
           <w:tcPr>
             <w:tcW w:w="1841" w:type="pct"/>
+            <w:vAlign w:val="center"/>
           </w:tcPr>
           <w:p>
             <w:pPr>
@@ -7805,6 +8287,7 @@
         <w:tc>
           <w:tcPr>
             <w:tcW w:w="1841" w:type="pct"/>
+            <w:vAlign w:val="center"/>
           </w:tcPr>
           <w:p>
             <w:pPr>
@@ -7831,6 +8314,7 @@
           <w:tcPr>
             <w:tcW w:w="205" w:type="pct"/>
             <w:shd w:val="clear" w:color="auto" w:fill="D9EAF7"/>
+            <w:vAlign w:val="center"/>
           </w:tcPr>
           <w:p>
             <w:pPr>
@@ -7850,6 +8334,7 @@
         <w:tc>
           <w:tcPr>
             <w:tcW w:w="1114" w:type="pct"/>
+            <w:vAlign w:val="center"/>
           </w:tcPr>
           <w:p>
             <w:pPr>
@@ -7869,6 +8354,7 @@
         <w:tc>
           <w:tcPr>
             <w:tcW w:w="1841" w:type="pct"/>
+            <w:vAlign w:val="center"/>
           </w:tcPr>
           <w:p>
             <w:pPr>
@@ -7888,6 +8374,7 @@
         <w:tc>
           <w:tcPr>
             <w:tcW w:w="1841" w:type="pct"/>
+            <w:vAlign w:val="center"/>
           </w:tcPr>
           <w:p>
             <w:pPr>
@@ -7914,6 +8401,7 @@
           <w:tcPr>
             <w:tcW w:w="205" w:type="pct"/>
             <w:shd w:val="clear" w:color="auto" w:fill="D9EAF7"/>
+            <w:vAlign w:val="center"/>
           </w:tcPr>
           <w:p>
             <w:pPr>
@@ -7933,25 +8421,43 @@
         <w:tc>
           <w:tcPr>
             <w:tcW w:w="1114" w:type="pct"/>
-          </w:tcPr>
-          <w:p>
-            <w:pPr>
-              <w:rPr>
-                <w:rFonts w:ascii="Century Gothic" w:hAnsi="Century Gothic"/>
-              </w:rPr>
-            </w:pPr>
-            <w:r>
-              <w:rPr>
-                <w:rFonts w:ascii="Century Gothic" w:hAnsi="Century Gothic"/>
-                <w:sz w:val="16"/>
-              </w:rPr>
-              <w:t>Anomalies a prioriser pour audit</w:t>
+            <w:vAlign w:val="center"/>
+          </w:tcPr>
+          <w:p>
+            <w:pPr>
+              <w:rPr>
+                <w:rFonts w:ascii="Century Gothic" w:hAnsi="Century Gothic"/>
+              </w:rPr>
+            </w:pPr>
+            <w:r>
+              <w:rPr>
+                <w:rFonts w:ascii="Century Gothic" w:hAnsi="Century Gothic"/>
+                <w:sz w:val="16"/>
+              </w:rPr>
+              <w:t xml:space="preserve">Anomalies </w:t>
+            </w:r>
+            <w:proofErr w:type="gramStart"/>
+            <w:r>
+              <w:rPr>
+                <w:rFonts w:ascii="Century Gothic" w:hAnsi="Century Gothic"/>
+                <w:sz w:val="16"/>
+              </w:rPr>
+              <w:t>a</w:t>
+            </w:r>
+            <w:proofErr w:type="gramEnd"/>
+            <w:r>
+              <w:rPr>
+                <w:rFonts w:ascii="Century Gothic" w:hAnsi="Century Gothic"/>
+                <w:sz w:val="16"/>
+              </w:rPr>
+              <w:t xml:space="preserve"> prioriser pour audit</w:t>
             </w:r>
           </w:p>
         </w:tc>
         <w:tc>
           <w:tcPr>
             <w:tcW w:w="1841" w:type="pct"/>
+            <w:vAlign w:val="center"/>
           </w:tcPr>
           <w:p>
             <w:pPr>
@@ -7985,6 +8491,7 @@
         <w:tc>
           <w:tcPr>
             <w:tcW w:w="1841" w:type="pct"/>
+            <w:vAlign w:val="center"/>
           </w:tcPr>
           <w:p>
             <w:pPr>
@@ -8066,6 +8573,7 @@
           <w:tcPr>
             <w:tcW w:w="205" w:type="pct"/>
             <w:shd w:val="clear" w:color="auto" w:fill="1F4E79"/>
+            <w:vAlign w:val="center"/>
           </w:tcPr>
           <w:p>
             <w:pPr>
@@ -8088,6 +8596,7 @@
           <w:tcPr>
             <w:tcW w:w="1114" w:type="pct"/>
             <w:shd w:val="clear" w:color="auto" w:fill="1F4E79"/>
+            <w:vAlign w:val="center"/>
           </w:tcPr>
           <w:p>
             <w:pPr>
@@ -8110,6 +8619,7 @@
           <w:tcPr>
             <w:tcW w:w="1841" w:type="pct"/>
             <w:shd w:val="clear" w:color="auto" w:fill="1F4E79"/>
+            <w:vAlign w:val="center"/>
           </w:tcPr>
           <w:p>
             <w:pPr>
@@ -8132,6 +8642,7 @@
           <w:tcPr>
             <w:tcW w:w="1841" w:type="pct"/>
             <w:shd w:val="clear" w:color="auto" w:fill="1F4E79"/>
+            <w:vAlign w:val="center"/>
           </w:tcPr>
           <w:p>
             <w:pPr>
@@ -8160,6 +8671,7 @@
           <w:tcPr>
             <w:tcW w:w="205" w:type="pct"/>
             <w:shd w:val="clear" w:color="auto" w:fill="D9EAF7"/>
+            <w:vAlign w:val="center"/>
           </w:tcPr>
           <w:p>
             <w:pPr>
@@ -8179,6 +8691,7 @@
         <w:tc>
           <w:tcPr>
             <w:tcW w:w="1114" w:type="pct"/>
+            <w:vAlign w:val="center"/>
           </w:tcPr>
           <w:p>
             <w:pPr>
@@ -8212,6 +8725,7 @@
         <w:tc>
           <w:tcPr>
             <w:tcW w:w="1841" w:type="pct"/>
+            <w:vAlign w:val="center"/>
           </w:tcPr>
           <w:p>
             <w:pPr>
@@ -8245,6 +8759,7 @@
         <w:tc>
           <w:tcPr>
             <w:tcW w:w="1841" w:type="pct"/>
+            <w:vAlign w:val="center"/>
           </w:tcPr>
           <w:p>
             <w:pPr>
@@ -8299,6 +8814,7 @@
           <w:tcPr>
             <w:tcW w:w="205" w:type="pct"/>
             <w:shd w:val="clear" w:color="auto" w:fill="D9EAF7"/>
+            <w:vAlign w:val="center"/>
           </w:tcPr>
           <w:p>
             <w:pPr>
@@ -8318,6 +8834,7 @@
         <w:tc>
           <w:tcPr>
             <w:tcW w:w="1114" w:type="pct"/>
+            <w:vAlign w:val="center"/>
           </w:tcPr>
           <w:p>
             <w:pPr>
@@ -8337,6 +8854,7 @@
         <w:tc>
           <w:tcPr>
             <w:tcW w:w="1841" w:type="pct"/>
+            <w:vAlign w:val="center"/>
           </w:tcPr>
           <w:p>
             <w:pPr>
@@ -8356,6 +8874,7 @@
         <w:tc>
           <w:tcPr>
             <w:tcW w:w="1841" w:type="pct"/>
+            <w:vAlign w:val="center"/>
           </w:tcPr>
           <w:p>
             <w:pPr>
@@ -8382,6 +8901,7 @@
           <w:tcPr>
             <w:tcW w:w="205" w:type="pct"/>
             <w:shd w:val="clear" w:color="auto" w:fill="D9EAF7"/>
+            <w:vAlign w:val="center"/>
           </w:tcPr>
           <w:p>
             <w:pPr>
@@ -8401,6 +8921,7 @@
         <w:tc>
           <w:tcPr>
             <w:tcW w:w="1114" w:type="pct"/>
+            <w:vAlign w:val="center"/>
           </w:tcPr>
           <w:p>
             <w:pPr>
@@ -8420,6 +8941,7 @@
         <w:tc>
           <w:tcPr>
             <w:tcW w:w="1841" w:type="pct"/>
+            <w:vAlign w:val="center"/>
           </w:tcPr>
           <w:p>
             <w:pPr>
@@ -8453,6 +8975,7 @@
         <w:tc>
           <w:tcPr>
             <w:tcW w:w="1841" w:type="pct"/>
+            <w:vAlign w:val="center"/>
           </w:tcPr>
           <w:p>
             <w:pPr>
@@ -8479,6 +9002,7 @@
           <w:tcPr>
             <w:tcW w:w="205" w:type="pct"/>
             <w:shd w:val="clear" w:color="auto" w:fill="D9EAF7"/>
+            <w:vAlign w:val="center"/>
           </w:tcPr>
           <w:p>
             <w:pPr>
@@ -8498,6 +9022,7 @@
         <w:tc>
           <w:tcPr>
             <w:tcW w:w="1114" w:type="pct"/>
+            <w:vAlign w:val="center"/>
           </w:tcPr>
           <w:p>
             <w:pPr>
@@ -8517,6 +9042,7 @@
         <w:tc>
           <w:tcPr>
             <w:tcW w:w="1841" w:type="pct"/>
+            <w:vAlign w:val="center"/>
           </w:tcPr>
           <w:p>
             <w:pPr>
@@ -8543,6 +9069,7 @@
         <w:tc>
           <w:tcPr>
             <w:tcW w:w="1841" w:type="pct"/>
+            <w:vAlign w:val="center"/>
           </w:tcPr>
           <w:p>
             <w:pPr>
@@ -8569,6 +9096,7 @@
           <w:tcPr>
             <w:tcW w:w="205" w:type="pct"/>
             <w:shd w:val="clear" w:color="auto" w:fill="D9EAF7"/>
+            <w:vAlign w:val="center"/>
           </w:tcPr>
           <w:p>
             <w:pPr>
@@ -8588,6 +9116,7 @@
         <w:tc>
           <w:tcPr>
             <w:tcW w:w="1114" w:type="pct"/>
+            <w:vAlign w:val="center"/>
           </w:tcPr>
           <w:p>
             <w:pPr>
@@ -8614,6 +9143,7 @@
         <w:tc>
           <w:tcPr>
             <w:tcW w:w="1841" w:type="pct"/>
+            <w:vAlign w:val="center"/>
           </w:tcPr>
           <w:p>
             <w:pPr>
@@ -8633,6 +9163,7 @@
         <w:tc>
           <w:tcPr>
             <w:tcW w:w="1841" w:type="pct"/>
+            <w:vAlign w:val="center"/>
           </w:tcPr>
           <w:p>
             <w:pPr>
@@ -8659,6 +9190,7 @@
           <w:tcPr>
             <w:tcW w:w="205" w:type="pct"/>
             <w:shd w:val="clear" w:color="auto" w:fill="D9EAF7"/>
+            <w:vAlign w:val="center"/>
           </w:tcPr>
           <w:p>
             <w:pPr>
@@ -8678,6 +9210,7 @@
         <w:tc>
           <w:tcPr>
             <w:tcW w:w="1114" w:type="pct"/>
+            <w:vAlign w:val="center"/>
           </w:tcPr>
           <w:p>
             <w:pPr>
@@ -8704,6 +9237,7 @@
         <w:tc>
           <w:tcPr>
             <w:tcW w:w="1841" w:type="pct"/>
+            <w:vAlign w:val="center"/>
           </w:tcPr>
           <w:p>
             <w:pPr>
@@ -8737,6 +9271,7 @@
         <w:tc>
           <w:tcPr>
             <w:tcW w:w="1841" w:type="pct"/>
+            <w:vAlign w:val="center"/>
           </w:tcPr>
           <w:p>
             <w:pPr>
@@ -8777,6 +9312,7 @@
           <w:tcPr>
             <w:tcW w:w="205" w:type="pct"/>
             <w:shd w:val="clear" w:color="auto" w:fill="D9EAF7"/>
+            <w:vAlign w:val="center"/>
           </w:tcPr>
           <w:p>
             <w:pPr>
@@ -8796,6 +9332,7 @@
         <w:tc>
           <w:tcPr>
             <w:tcW w:w="1114" w:type="pct"/>
+            <w:vAlign w:val="center"/>
           </w:tcPr>
           <w:p>
             <w:pPr>
@@ -8815,6 +9352,7 @@
         <w:tc>
           <w:tcPr>
             <w:tcW w:w="1841" w:type="pct"/>
+            <w:vAlign w:val="center"/>
           </w:tcPr>
           <w:p>
             <w:pPr>
@@ -8848,19 +9386,36 @@
         <w:tc>
           <w:tcPr>
             <w:tcW w:w="1841" w:type="pct"/>
-          </w:tcPr>
-          <w:p>
-            <w:pPr>
-              <w:rPr>
-                <w:rFonts w:ascii="Century Gothic" w:hAnsi="Century Gothic"/>
-              </w:rPr>
-            </w:pPr>
-            <w:r>
-              <w:rPr>
-                <w:rFonts w:ascii="Century Gothic" w:hAnsi="Century Gothic"/>
-                <w:sz w:val="16"/>
-              </w:rPr>
-              <w:t xml:space="preserve">Le manuel Likelemba recommande une taille de groupe </w:t>
+            <w:vAlign w:val="center"/>
+          </w:tcPr>
+          <w:p>
+            <w:pPr>
+              <w:rPr>
+                <w:rFonts w:ascii="Century Gothic" w:hAnsi="Century Gothic"/>
+              </w:rPr>
+            </w:pPr>
+            <w:r>
+              <w:rPr>
+                <w:rFonts w:ascii="Century Gothic" w:hAnsi="Century Gothic"/>
+                <w:sz w:val="16"/>
+              </w:rPr>
+              <w:t xml:space="preserve">Le manuel </w:t>
+            </w:r>
+            <w:proofErr w:type="spellStart"/>
+            <w:r>
+              <w:rPr>
+                <w:rFonts w:ascii="Century Gothic" w:hAnsi="Century Gothic"/>
+                <w:sz w:val="16"/>
+              </w:rPr>
+              <w:t>Likelemba</w:t>
+            </w:r>
+            <w:proofErr w:type="spellEnd"/>
+            <w:r>
+              <w:rPr>
+                <w:rFonts w:ascii="Century Gothic" w:hAnsi="Century Gothic"/>
+                <w:sz w:val="16"/>
+              </w:rPr>
+              <w:t xml:space="preserve"> recommande une taille de groupe </w:t>
             </w:r>
             <w:r>
               <w:rPr>
@@ -8902,6 +9457,7 @@
           <w:tcPr>
             <w:tcW w:w="205" w:type="pct"/>
             <w:shd w:val="clear" w:color="auto" w:fill="D9EAF7"/>
+            <w:vAlign w:val="center"/>
           </w:tcPr>
           <w:p>
             <w:pPr>
@@ -8921,6 +9477,7 @@
         <w:tc>
           <w:tcPr>
             <w:tcW w:w="1114" w:type="pct"/>
+            <w:vAlign w:val="center"/>
           </w:tcPr>
           <w:p>
             <w:pPr>
@@ -8940,6 +9497,7 @@
         <w:tc>
           <w:tcPr>
             <w:tcW w:w="1841" w:type="pct"/>
+            <w:vAlign w:val="center"/>
           </w:tcPr>
           <w:p>
             <w:pPr>
@@ -8959,6 +9517,7 @@
         <w:tc>
           <w:tcPr>
             <w:tcW w:w="1841" w:type="pct"/>
+            <w:vAlign w:val="center"/>
           </w:tcPr>
           <w:p>
             <w:pPr>
@@ -8985,6 +9544,7 @@
           <w:tcPr>
             <w:tcW w:w="205" w:type="pct"/>
             <w:shd w:val="clear" w:color="auto" w:fill="D9EAF7"/>
+            <w:vAlign w:val="center"/>
           </w:tcPr>
           <w:p>
             <w:pPr>
@@ -9005,6 +9565,7 @@
         <w:tc>
           <w:tcPr>
             <w:tcW w:w="1114" w:type="pct"/>
+            <w:vAlign w:val="center"/>
           </w:tcPr>
           <w:p>
             <w:pPr>
@@ -9031,6 +9592,7 @@
         <w:tc>
           <w:tcPr>
             <w:tcW w:w="1841" w:type="pct"/>
+            <w:vAlign w:val="center"/>
           </w:tcPr>
           <w:p>
             <w:pPr>
@@ -9078,6 +9640,7 @@
         <w:tc>
           <w:tcPr>
             <w:tcW w:w="1841" w:type="pct"/>
+            <w:vAlign w:val="center"/>
           </w:tcPr>
           <w:p>
             <w:pPr>
@@ -9132,6 +9695,7 @@
           <w:tcPr>
             <w:tcW w:w="205" w:type="pct"/>
             <w:shd w:val="clear" w:color="auto" w:fill="D9EAF7"/>
+            <w:vAlign w:val="center"/>
           </w:tcPr>
           <w:p>
             <w:pPr>
@@ -9151,6 +9715,7 @@
         <w:tc>
           <w:tcPr>
             <w:tcW w:w="1114" w:type="pct"/>
+            <w:vAlign w:val="center"/>
           </w:tcPr>
           <w:p>
             <w:pPr>
@@ -9170,6 +9735,7 @@
         <w:tc>
           <w:tcPr>
             <w:tcW w:w="1841" w:type="pct"/>
+            <w:vAlign w:val="center"/>
           </w:tcPr>
           <w:p>
             <w:pPr>
@@ -9189,6 +9755,7 @@
         <w:tc>
           <w:tcPr>
             <w:tcW w:w="1841" w:type="pct"/>
+            <w:vAlign w:val="center"/>
           </w:tcPr>
           <w:p>
             <w:pPr>
@@ -9215,6 +9782,7 @@
           <w:tcPr>
             <w:tcW w:w="205" w:type="pct"/>
             <w:shd w:val="clear" w:color="auto" w:fill="D9EAF7"/>
+            <w:vAlign w:val="center"/>
           </w:tcPr>
           <w:p>
             <w:pPr>
@@ -9234,6 +9802,7 @@
         <w:tc>
           <w:tcPr>
             <w:tcW w:w="1114" w:type="pct"/>
+            <w:vAlign w:val="center"/>
           </w:tcPr>
           <w:p>
             <w:pPr>
@@ -9267,6 +9836,7 @@
         <w:tc>
           <w:tcPr>
             <w:tcW w:w="1841" w:type="pct"/>
+            <w:vAlign w:val="center"/>
           </w:tcPr>
           <w:p>
             <w:pPr>
@@ -9286,6 +9856,7 @@
         <w:tc>
           <w:tcPr>
             <w:tcW w:w="1841" w:type="pct"/>
+            <w:vAlign w:val="center"/>
           </w:tcPr>
           <w:p>
             <w:pPr>
@@ -9340,6 +9911,7 @@
           <w:tcPr>
             <w:tcW w:w="205" w:type="pct"/>
             <w:shd w:val="clear" w:color="auto" w:fill="D9EAF7"/>
+            <w:vAlign w:val="center"/>
           </w:tcPr>
           <w:p>
             <w:pPr>
@@ -9359,6 +9931,7 @@
         <w:tc>
           <w:tcPr>
             <w:tcW w:w="1114" w:type="pct"/>
+            <w:vAlign w:val="center"/>
           </w:tcPr>
           <w:p>
             <w:pPr>
@@ -9378,6 +9951,7 @@
         <w:tc>
           <w:tcPr>
             <w:tcW w:w="1841" w:type="pct"/>
+            <w:vAlign w:val="center"/>
           </w:tcPr>
           <w:p>
             <w:pPr>
@@ -9411,6 +9985,7 @@
         <w:tc>
           <w:tcPr>
             <w:tcW w:w="1841" w:type="pct"/>
+            <w:vAlign w:val="center"/>
           </w:tcPr>
           <w:p>
             <w:pPr>
@@ -9437,6 +10012,7 @@
           <w:tcPr>
             <w:tcW w:w="205" w:type="pct"/>
             <w:shd w:val="clear" w:color="auto" w:fill="D9EAF7"/>
+            <w:vAlign w:val="center"/>
           </w:tcPr>
           <w:p>
             <w:pPr>
@@ -9456,6 +10032,7 @@
         <w:tc>
           <w:tcPr>
             <w:tcW w:w="1114" w:type="pct"/>
+            <w:vAlign w:val="center"/>
           </w:tcPr>
           <w:p>
             <w:pPr>
@@ -9489,6 +10066,7 @@
         <w:tc>
           <w:tcPr>
             <w:tcW w:w="1841" w:type="pct"/>
+            <w:vAlign w:val="center"/>
           </w:tcPr>
           <w:p>
             <w:pPr>
@@ -9522,6 +10100,7 @@
         <w:tc>
           <w:tcPr>
             <w:tcW w:w="1841" w:type="pct"/>
+            <w:vAlign w:val="center"/>
           </w:tcPr>
           <w:p>
             <w:pPr>
@@ -9548,6 +10127,7 @@
           <w:tcPr>
             <w:tcW w:w="205" w:type="pct"/>
             <w:shd w:val="clear" w:color="auto" w:fill="D9EAF7"/>
+            <w:vAlign w:val="center"/>
           </w:tcPr>
           <w:p>
             <w:pPr>
@@ -9567,6 +10147,7 @@
         <w:tc>
           <w:tcPr>
             <w:tcW w:w="1114" w:type="pct"/>
+            <w:vAlign w:val="center"/>
           </w:tcPr>
           <w:p>
             <w:pPr>
@@ -9586,6 +10167,7 @@
         <w:tc>
           <w:tcPr>
             <w:tcW w:w="1841" w:type="pct"/>
+            <w:vAlign w:val="center"/>
           </w:tcPr>
           <w:p>
             <w:pPr>
@@ -9605,6 +10187,7 @@
         <w:tc>
           <w:tcPr>
             <w:tcW w:w="1841" w:type="pct"/>
+            <w:vAlign w:val="center"/>
           </w:tcPr>
           <w:p>
             <w:pPr>
@@ -9631,6 +10214,7 @@
           <w:tcPr>
             <w:tcW w:w="205" w:type="pct"/>
             <w:shd w:val="clear" w:color="auto" w:fill="D9EAF7"/>
+            <w:vAlign w:val="center"/>
           </w:tcPr>
           <w:p>
             <w:pPr>
@@ -9650,6 +10234,7 @@
         <w:tc>
           <w:tcPr>
             <w:tcW w:w="1114" w:type="pct"/>
+            <w:vAlign w:val="center"/>
           </w:tcPr>
           <w:p>
             <w:pPr>
@@ -9683,6 +10268,7 @@
         <w:tc>
           <w:tcPr>
             <w:tcW w:w="1841" w:type="pct"/>
+            <w:vAlign w:val="center"/>
           </w:tcPr>
           <w:p>
             <w:pPr>
@@ -9702,6 +10288,7 @@
         <w:tc>
           <w:tcPr>
             <w:tcW w:w="1841" w:type="pct"/>
+            <w:vAlign w:val="center"/>
           </w:tcPr>
           <w:p>
             <w:pPr>
@@ -9759,8 +10346,14 @@
       <w:pPr>
         <w:pStyle w:val="Titre2"/>
         <w:spacing w:before="0" w:after="60"/>
+        <w:rPr>
+          <w:rFonts w:ascii="Century Gothic" w:hAnsi="Century Gothic"/>
+        </w:rPr>
       </w:pPr>
       <w:r>
+        <w:rPr>
+          <w:rFonts w:ascii="Century Gothic" w:hAnsi="Century Gothic"/>
+        </w:rPr>
         <w:t>10. Crédit : impayés, clôture et renouvellement</w:t>
       </w:r>
     </w:p>
@@ -9786,10 +10379,17 @@
           <w:tcPr>
             <w:tcW w:w="205" w:type="pct"/>
             <w:shd w:val="clear" w:color="auto" w:fill="1F4E79"/>
-          </w:tcPr>
-          <w:p>
-            <w:r>
-              <w:rPr>
+            <w:vAlign w:val="center"/>
+          </w:tcPr>
+          <w:p>
+            <w:pPr>
+              <w:rPr>
+                <w:rFonts w:ascii="Century Gothic" w:hAnsi="Century Gothic"/>
+              </w:rPr>
+            </w:pPr>
+            <w:r>
+              <w:rPr>
+                <w:rFonts w:ascii="Century Gothic" w:hAnsi="Century Gothic"/>
                 <w:b/>
                 <w:color w:val="FFFFFF"/>
                 <w:sz w:val="17"/>
@@ -9802,10 +10402,17 @@
           <w:tcPr>
             <w:tcW w:w="1114" w:type="pct"/>
             <w:shd w:val="clear" w:color="auto" w:fill="1F4E79"/>
-          </w:tcPr>
-          <w:p>
-            <w:r>
-              <w:rPr>
+            <w:vAlign w:val="center"/>
+          </w:tcPr>
+          <w:p>
+            <w:pPr>
+              <w:rPr>
+                <w:rFonts w:ascii="Century Gothic" w:hAnsi="Century Gothic"/>
+              </w:rPr>
+            </w:pPr>
+            <w:r>
+              <w:rPr>
+                <w:rFonts w:ascii="Century Gothic" w:hAnsi="Century Gothic"/>
                 <w:b/>
                 <w:color w:val="FFFFFF"/>
                 <w:sz w:val="17"/>
@@ -9818,10 +10425,17 @@
           <w:tcPr>
             <w:tcW w:w="1841" w:type="pct"/>
             <w:shd w:val="clear" w:color="auto" w:fill="1F4E79"/>
-          </w:tcPr>
-          <w:p>
-            <w:r>
-              <w:rPr>
+            <w:vAlign w:val="center"/>
+          </w:tcPr>
+          <w:p>
+            <w:pPr>
+              <w:rPr>
+                <w:rFonts w:ascii="Century Gothic" w:hAnsi="Century Gothic"/>
+              </w:rPr>
+            </w:pPr>
+            <w:r>
+              <w:rPr>
+                <w:rFonts w:ascii="Century Gothic" w:hAnsi="Century Gothic"/>
                 <w:b/>
                 <w:color w:val="FFFFFF"/>
                 <w:sz w:val="17"/>
@@ -9834,10 +10448,17 @@
           <w:tcPr>
             <w:tcW w:w="1841" w:type="pct"/>
             <w:shd w:val="clear" w:color="auto" w:fill="1F4E79"/>
-          </w:tcPr>
-          <w:p>
-            <w:r>
-              <w:rPr>
+            <w:vAlign w:val="center"/>
+          </w:tcPr>
+          <w:p>
+            <w:pPr>
+              <w:rPr>
+                <w:rFonts w:ascii="Century Gothic" w:hAnsi="Century Gothic"/>
+              </w:rPr>
+            </w:pPr>
+            <w:r>
+              <w:rPr>
+                <w:rFonts w:ascii="Century Gothic" w:hAnsi="Century Gothic"/>
                 <w:b/>
                 <w:color w:val="FFFFFF"/>
                 <w:sz w:val="17"/>
@@ -9855,10 +10476,17 @@
           <w:tcPr>
             <w:tcW w:w="205" w:type="pct"/>
             <w:shd w:val="clear" w:color="auto" w:fill="D9EAF7"/>
-          </w:tcPr>
-          <w:p>
-            <w:r>
-              <w:rPr>
+            <w:vAlign w:val="center"/>
+          </w:tcPr>
+          <w:p>
+            <w:pPr>
+              <w:rPr>
+                <w:rFonts w:ascii="Century Gothic" w:hAnsi="Century Gothic"/>
+              </w:rPr>
+            </w:pPr>
+            <w:r>
+              <w:rPr>
+                <w:rFonts w:ascii="Century Gothic" w:hAnsi="Century Gothic"/>
                 <w:sz w:val="16"/>
               </w:rPr>
               <w:t>84</w:t>
@@ -9868,10 +10496,17 @@
         <w:tc>
           <w:tcPr>
             <w:tcW w:w="1114" w:type="pct"/>
-          </w:tcPr>
-          <w:p>
-            <w:r>
-              <w:rPr>
+            <w:vAlign w:val="center"/>
+          </w:tcPr>
+          <w:p>
+            <w:pPr>
+              <w:rPr>
+                <w:rFonts w:ascii="Century Gothic" w:hAnsi="Century Gothic"/>
+              </w:rPr>
+            </w:pPr>
+            <w:r>
+              <w:rPr>
+                <w:rFonts w:ascii="Century Gothic" w:hAnsi="Century Gothic"/>
                 <w:sz w:val="16"/>
               </w:rPr>
               <w:t>Taux d’impayé du portefeuille par tranche de montant et par devise</w:t>
@@ -9881,10 +10516,17 @@
         <w:tc>
           <w:tcPr>
             <w:tcW w:w="1841" w:type="pct"/>
-          </w:tcPr>
-          <w:p>
-            <w:r>
-              <w:rPr>
+            <w:vAlign w:val="center"/>
+          </w:tcPr>
+          <w:p>
+            <w:pPr>
+              <w:rPr>
+                <w:rFonts w:ascii="Century Gothic" w:hAnsi="Century Gothic"/>
+              </w:rPr>
+            </w:pPr>
+            <w:r>
+              <w:rPr>
+                <w:rFonts w:ascii="Century Gothic" w:hAnsi="Century Gothic"/>
                 <w:sz w:val="16"/>
               </w:rPr>
               <w:t>Repérer les tranches de crédit et les devises qui concentrent le plus de cycles échus non clôturés.</w:t>
@@ -9894,10 +10536,17 @@
         <w:tc>
           <w:tcPr>
             <w:tcW w:w="1841" w:type="pct"/>
-          </w:tcPr>
-          <w:p>
-            <w:r>
-              <w:rPr>
+            <w:vAlign w:val="center"/>
+          </w:tcPr>
+          <w:p>
+            <w:pPr>
+              <w:rPr>
+                <w:rFonts w:ascii="Century Gothic" w:hAnsi="Century Gothic"/>
+              </w:rPr>
+            </w:pPr>
+            <w:r>
+              <w:rPr>
+                <w:rFonts w:ascii="Century Gothic" w:hAnsi="Century Gothic"/>
                 <w:sz w:val="16"/>
               </w:rPr>
               <w:t>En l’absence d’un montant impayé direct dans CYCLES_PRET, l’indicateur utilise ici le montant des cycles échus non clôturés comme proxy pragmatique du risque d’impayé.</w:t>
@@ -9913,10 +10562,17 @@
           <w:tcPr>
             <w:tcW w:w="205" w:type="pct"/>
             <w:shd w:val="clear" w:color="auto" w:fill="D9EAF7"/>
-          </w:tcPr>
-          <w:p>
-            <w:r>
-              <w:rPr>
+            <w:vAlign w:val="center"/>
+          </w:tcPr>
+          <w:p>
+            <w:pPr>
+              <w:rPr>
+                <w:rFonts w:ascii="Century Gothic" w:hAnsi="Century Gothic"/>
+              </w:rPr>
+            </w:pPr>
+            <w:r>
+              <w:rPr>
+                <w:rFonts w:ascii="Century Gothic" w:hAnsi="Century Gothic"/>
                 <w:sz w:val="16"/>
               </w:rPr>
               <w:t>85</w:t>
@@ -9926,10 +10582,17 @@
         <w:tc>
           <w:tcPr>
             <w:tcW w:w="1114" w:type="pct"/>
-          </w:tcPr>
-          <w:p>
-            <w:r>
-              <w:rPr>
+            <w:vAlign w:val="center"/>
+          </w:tcPr>
+          <w:p>
+            <w:pPr>
+              <w:rPr>
+                <w:rFonts w:ascii="Century Gothic" w:hAnsi="Century Gothic"/>
+              </w:rPr>
+            </w:pPr>
+            <w:r>
+              <w:rPr>
+                <w:rFonts w:ascii="Century Gothic" w:hAnsi="Century Gothic"/>
                 <w:sz w:val="16"/>
               </w:rPr>
               <w:t>Clients qui terminent leur crédit par mois ou sur la période</w:t>
@@ -9939,10 +10602,17 @@
         <w:tc>
           <w:tcPr>
             <w:tcW w:w="1841" w:type="pct"/>
-          </w:tcPr>
-          <w:p>
-            <w:r>
-              <w:rPr>
+            <w:vAlign w:val="center"/>
+          </w:tcPr>
+          <w:p>
+            <w:pPr>
+              <w:rPr>
+                <w:rFonts w:ascii="Century Gothic" w:hAnsi="Century Gothic"/>
+              </w:rPr>
+            </w:pPr>
+            <w:r>
+              <w:rPr>
+                <w:rFonts w:ascii="Century Gothic" w:hAnsi="Century Gothic"/>
                 <w:sz w:val="16"/>
               </w:rPr>
               <w:t>Suivre la fidélisation et les clôtures effectives de prêts sur une période donnée.</w:t>
@@ -9952,10 +10622,17 @@
         <w:tc>
           <w:tcPr>
             <w:tcW w:w="1841" w:type="pct"/>
-          </w:tcPr>
-          <w:p>
-            <w:r>
-              <w:rPr>
+            <w:vAlign w:val="center"/>
+          </w:tcPr>
+          <w:p>
+            <w:pPr>
+              <w:rPr>
+                <w:rFonts w:ascii="Century Gothic" w:hAnsi="Century Gothic"/>
+              </w:rPr>
+            </w:pPr>
+            <w:r>
+              <w:rPr>
+                <w:rFonts w:ascii="Century Gothic" w:hAnsi="Century Gothic"/>
                 <w:sz w:val="16"/>
               </w:rPr>
               <w:t>Un prêt terminé est ici un prêt avec DATE_SOLDE renseignée. Le résultat aide à suivre les clients qui bouclent un cycle et peuvent revenir dans le pipeline, avec une lecture mensuelle, par devise et par agence.</w:t>
@@ -9971,10 +10648,17 @@
           <w:tcPr>
             <w:tcW w:w="205" w:type="pct"/>
             <w:shd w:val="clear" w:color="auto" w:fill="D9EAF7"/>
-          </w:tcPr>
-          <w:p>
-            <w:r>
-              <w:rPr>
+            <w:vAlign w:val="center"/>
+          </w:tcPr>
+          <w:p>
+            <w:pPr>
+              <w:rPr>
+                <w:rFonts w:ascii="Century Gothic" w:hAnsi="Century Gothic"/>
+              </w:rPr>
+            </w:pPr>
+            <w:r>
+              <w:rPr>
+                <w:rFonts w:ascii="Century Gothic" w:hAnsi="Century Gothic"/>
                 <w:sz w:val="16"/>
               </w:rPr>
               <w:t>86</w:t>
@@ -9984,10 +10668,17 @@
         <w:tc>
           <w:tcPr>
             <w:tcW w:w="1114" w:type="pct"/>
-          </w:tcPr>
-          <w:p>
-            <w:r>
-              <w:rPr>
+            <w:vAlign w:val="center"/>
+          </w:tcPr>
+          <w:p>
+            <w:pPr>
+              <w:rPr>
+                <w:rFonts w:ascii="Century Gothic" w:hAnsi="Century Gothic"/>
+              </w:rPr>
+            </w:pPr>
+            <w:r>
+              <w:rPr>
+                <w:rFonts w:ascii="Century Gothic" w:hAnsi="Century Gothic"/>
                 <w:sz w:val="16"/>
               </w:rPr>
               <w:t>Synthèse de renouvellement après clôture de crédit</w:t>
@@ -9997,10 +10688,17 @@
         <w:tc>
           <w:tcPr>
             <w:tcW w:w="1841" w:type="pct"/>
-          </w:tcPr>
-          <w:p>
-            <w:r>
-              <w:rPr>
+            <w:vAlign w:val="center"/>
+          </w:tcPr>
+          <w:p>
+            <w:pPr>
+              <w:rPr>
+                <w:rFonts w:ascii="Century Gothic" w:hAnsi="Century Gothic"/>
+              </w:rPr>
+            </w:pPr>
+            <w:r>
+              <w:rPr>
+                <w:rFonts w:ascii="Century Gothic" w:hAnsi="Century Gothic"/>
                 <w:sz w:val="16"/>
               </w:rPr>
               <w:t>Mesurer, par mois, devise et agence, la part des clients soldés qui reviennent ensuite sur un nouveau prêt.</w:t>
@@ -10010,10 +10708,17 @@
         <w:tc>
           <w:tcPr>
             <w:tcW w:w="1841" w:type="pct"/>
-          </w:tcPr>
-          <w:p>
-            <w:r>
-              <w:rPr>
+            <w:vAlign w:val="center"/>
+          </w:tcPr>
+          <w:p>
+            <w:pPr>
+              <w:rPr>
+                <w:rFonts w:ascii="Century Gothic" w:hAnsi="Century Gothic"/>
+              </w:rPr>
+            </w:pPr>
+            <w:r>
+              <w:rPr>
+                <w:rFonts w:ascii="Century Gothic" w:hAnsi="Century Gothic"/>
                 <w:sz w:val="16"/>
               </w:rPr>
               <w:t>Un renouvellement est estimé lorsqu’un client ayant soldé un prêt sur la période reçoit un nouveau prêt avec une date de décaissement ou d’effet postérieure à la date de solde.</w:t>
@@ -10029,10 +10734,17 @@
           <w:tcPr>
             <w:tcW w:w="205" w:type="pct"/>
             <w:shd w:val="clear" w:color="auto" w:fill="D9EAF7"/>
-          </w:tcPr>
-          <w:p>
-            <w:r>
-              <w:rPr>
+            <w:vAlign w:val="center"/>
+          </w:tcPr>
+          <w:p>
+            <w:pPr>
+              <w:rPr>
+                <w:rFonts w:ascii="Century Gothic" w:hAnsi="Century Gothic"/>
+              </w:rPr>
+            </w:pPr>
+            <w:r>
+              <w:rPr>
+                <w:rFonts w:ascii="Century Gothic" w:hAnsi="Century Gothic"/>
                 <w:sz w:val="16"/>
               </w:rPr>
               <w:t>87</w:t>
@@ -10042,10 +10754,17 @@
         <w:tc>
           <w:tcPr>
             <w:tcW w:w="1114" w:type="pct"/>
-          </w:tcPr>
-          <w:p>
-            <w:r>
-              <w:rPr>
+            <w:vAlign w:val="center"/>
+          </w:tcPr>
+          <w:p>
+            <w:pPr>
+              <w:rPr>
+                <w:rFonts w:ascii="Century Gothic" w:hAnsi="Century Gothic"/>
+              </w:rPr>
+            </w:pPr>
+            <w:r>
+              <w:rPr>
+                <w:rFonts w:ascii="Century Gothic" w:hAnsi="Century Gothic"/>
                 <w:sz w:val="16"/>
               </w:rPr>
               <w:t>Délai de renouvellement après clôture</w:t>
@@ -10055,10 +10774,17 @@
         <w:tc>
           <w:tcPr>
             <w:tcW w:w="1841" w:type="pct"/>
-          </w:tcPr>
-          <w:p>
-            <w:r>
-              <w:rPr>
+            <w:vAlign w:val="center"/>
+          </w:tcPr>
+          <w:p>
+            <w:pPr>
+              <w:rPr>
+                <w:rFonts w:ascii="Century Gothic" w:hAnsi="Century Gothic"/>
+              </w:rPr>
+            </w:pPr>
+            <w:r>
+              <w:rPr>
+                <w:rFonts w:ascii="Century Gothic" w:hAnsi="Century Gothic"/>
                 <w:sz w:val="16"/>
               </w:rPr>
               <w:t>Qualifier la vitesse de retour des clients après solde afin d’identifier les cycles rapidement reconduits, les retours plus lents et les clients qui ne reviennent pas encore.</w:t>
@@ -10068,10 +10794,17 @@
         <w:tc>
           <w:tcPr>
             <w:tcW w:w="1841" w:type="pct"/>
-          </w:tcPr>
-          <w:p>
-            <w:r>
-              <w:rPr>
+            <w:vAlign w:val="center"/>
+          </w:tcPr>
+          <w:p>
+            <w:pPr>
+              <w:rPr>
+                <w:rFonts w:ascii="Century Gothic" w:hAnsi="Century Gothic"/>
+              </w:rPr>
+            </w:pPr>
+            <w:r>
+              <w:rPr>
+                <w:rFonts w:ascii="Century Gothic" w:hAnsi="Century Gothic"/>
                 <w:sz w:val="16"/>
               </w:rPr>
               <w:t>Un renouvellement rapide correspond ici à un nouveau prêt dans les 30 jours, moyen entre 31 et 90 jours, tardif au-delà de 90 jours. Sans nouveau prêt après solde, le dossier reste classé en attente de renouvellement.</w:t>
@@ -10087,10 +10820,17 @@
           <w:tcPr>
             <w:tcW w:w="205" w:type="pct"/>
             <w:shd w:val="clear" w:color="auto" w:fill="D9EAF7"/>
-          </w:tcPr>
-          <w:p>
-            <w:r>
-              <w:rPr>
+            <w:vAlign w:val="center"/>
+          </w:tcPr>
+          <w:p>
+            <w:pPr>
+              <w:rPr>
+                <w:rFonts w:ascii="Century Gothic" w:hAnsi="Century Gothic"/>
+              </w:rPr>
+            </w:pPr>
+            <w:r>
+              <w:rPr>
+                <w:rFonts w:ascii="Century Gothic" w:hAnsi="Century Gothic"/>
                 <w:sz w:val="16"/>
               </w:rPr>
               <w:t>88</w:t>
@@ -10100,10 +10840,17 @@
         <w:tc>
           <w:tcPr>
             <w:tcW w:w="1114" w:type="pct"/>
-          </w:tcPr>
-          <w:p>
-            <w:r>
-              <w:rPr>
+            <w:vAlign w:val="center"/>
+          </w:tcPr>
+          <w:p>
+            <w:pPr>
+              <w:rPr>
+                <w:rFonts w:ascii="Century Gothic" w:hAnsi="Century Gothic"/>
+              </w:rPr>
+            </w:pPr>
+            <w:r>
+              <w:rPr>
+                <w:rFonts w:ascii="Century Gothic" w:hAnsi="Century Gothic"/>
                 <w:sz w:val="16"/>
               </w:rPr>
               <w:t>Renouvellement dans la même agence ou avec changement d’agence</w:t>
@@ -10113,10 +10860,17 @@
         <w:tc>
           <w:tcPr>
             <w:tcW w:w="1841" w:type="pct"/>
-          </w:tcPr>
-          <w:p>
-            <w:r>
-              <w:rPr>
+            <w:vAlign w:val="center"/>
+          </w:tcPr>
+          <w:p>
+            <w:pPr>
+              <w:rPr>
+                <w:rFonts w:ascii="Century Gothic" w:hAnsi="Century Gothic"/>
+              </w:rPr>
+            </w:pPr>
+            <w:r>
+              <w:rPr>
+                <w:rFonts w:ascii="Century Gothic" w:hAnsi="Century Gothic"/>
                 <w:sz w:val="16"/>
               </w:rPr>
               <w:t>Identifier si les clients renouvelés restent dans leur agence d’origine ou basculent vers une autre agence.</w:t>
@@ -10126,10 +10880,17 @@
         <w:tc>
           <w:tcPr>
             <w:tcW w:w="1841" w:type="pct"/>
-          </w:tcPr>
-          <w:p>
-            <w:r>
-              <w:rPr>
+            <w:vAlign w:val="center"/>
+          </w:tcPr>
+          <w:p>
+            <w:pPr>
+              <w:rPr>
+                <w:rFonts w:ascii="Century Gothic" w:hAnsi="Century Gothic"/>
+              </w:rPr>
+            </w:pPr>
+            <w:r>
+              <w:rPr>
+                <w:rFonts w:ascii="Century Gothic" w:hAnsi="Century Gothic"/>
                 <w:sz w:val="16"/>
               </w:rPr>
               <w:t>La comparaison se fait entre l’agence du prêt soldé et l’agence du premier prêt repris après solde. Sans nouveau prêt, le client reste classé en attente de renouvellement.</w:t>
@@ -10145,10 +10906,17 @@
           <w:tcPr>
             <w:tcW w:w="205" w:type="pct"/>
             <w:shd w:val="clear" w:color="auto" w:fill="D9EAF7"/>
-          </w:tcPr>
-          <w:p>
-            <w:r>
-              <w:rPr>
+            <w:vAlign w:val="center"/>
+          </w:tcPr>
+          <w:p>
+            <w:pPr>
+              <w:rPr>
+                <w:rFonts w:ascii="Century Gothic" w:hAnsi="Century Gothic"/>
+              </w:rPr>
+            </w:pPr>
+            <w:r>
+              <w:rPr>
+                <w:rFonts w:ascii="Century Gothic" w:hAnsi="Century Gothic"/>
                 <w:sz w:val="16"/>
               </w:rPr>
               <w:t>89</w:t>
@@ -10158,10 +10926,17 @@
         <w:tc>
           <w:tcPr>
             <w:tcW w:w="1114" w:type="pct"/>
-          </w:tcPr>
-          <w:p>
-            <w:r>
-              <w:rPr>
+            <w:vAlign w:val="center"/>
+          </w:tcPr>
+          <w:p>
+            <w:pPr>
+              <w:rPr>
+                <w:rFonts w:ascii="Century Gothic" w:hAnsi="Century Gothic"/>
+              </w:rPr>
+            </w:pPr>
+            <w:r>
+              <w:rPr>
+                <w:rFonts w:ascii="Century Gothic" w:hAnsi="Century Gothic"/>
                 <w:sz w:val="16"/>
               </w:rPr>
               <w:t>Évolution du montant au renouvellement</w:t>
@@ -10171,10 +10946,17 @@
         <w:tc>
           <w:tcPr>
             <w:tcW w:w="1841" w:type="pct"/>
-          </w:tcPr>
-          <w:p>
-            <w:r>
-              <w:rPr>
+            <w:vAlign w:val="center"/>
+          </w:tcPr>
+          <w:p>
+            <w:pPr>
+              <w:rPr>
+                <w:rFonts w:ascii="Century Gothic" w:hAnsi="Century Gothic"/>
+              </w:rPr>
+            </w:pPr>
+            <w:r>
+              <w:rPr>
+                <w:rFonts w:ascii="Century Gothic" w:hAnsi="Century Gothic"/>
                 <w:sz w:val="16"/>
               </w:rPr>
               <w:t>Mesurer si le premier prêt repris après solde est d’un montant plus élevé, plus faible ou stable par rapport au prêt clôturé.</w:t>
@@ -10184,10 +10966,17 @@
         <w:tc>
           <w:tcPr>
             <w:tcW w:w="1841" w:type="pct"/>
-          </w:tcPr>
-          <w:p>
-            <w:r>
-              <w:rPr>
+            <w:vAlign w:val="center"/>
+          </w:tcPr>
+          <w:p>
+            <w:pPr>
+              <w:rPr>
+                <w:rFonts w:ascii="Century Gothic" w:hAnsi="Century Gothic"/>
+              </w:rPr>
+            </w:pPr>
+            <w:r>
+              <w:rPr>
+                <w:rFonts w:ascii="Century Gothic" w:hAnsi="Century Gothic"/>
                 <w:sz w:val="16"/>
               </w:rPr>
               <w:t>La comparaison se fait entre le montant du prêt soldé et celui du premier nouveau prêt du même client. Sans nouveau prêt, le dossier reste en attente de renouvellement.</w:t>
@@ -10196,7 +10985,13 @@
         </w:tc>
       </w:tr>
     </w:tbl>
-    <w:p/>
+    <w:p>
+      <w:pPr>
+        <w:rPr>
+          <w:rFonts w:ascii="Century Gothic" w:hAnsi="Century Gothic"/>
+        </w:rPr>
+      </w:pPr>
+    </w:p>
     <w:sectPr>
       <w:footerReference w:type="default" r:id="rId8"/>
       <w:pgSz w:w="15840" w:h="12240" w:orient="landscape"/>
